--- a/ebook/output/Tema-45-asking-smart-questions-to-the.docx
+++ b/ebook/output/Tema-45-asking-smart-questions-to-the.docx
@@ -15,20 +15,104 @@
         </w:tblBorders>
       </w:tblPr>
       <w:tblGrid>
-        <w:gridCol w:w="9200"/>
+        <w:gridCol w:w="1200"/>
+        <w:gridCol w:w="8000"/>
       </w:tblGrid>
       <w:tr>
         <w:tc>
           <w:tcPr>
-            <w:tcW w:type="dxa" w:w="9200"/>
+            <w:tcW w:type="dxa" w:w="1200"/>
             <w:shd w:fill="1B3B57" w:val="clear"/>
             <w:tcMar>
-              <w:top w:type="dxa" w:w="300"/>
-              <w:left w:type="dxa" w:w="300"/>
-              <w:bottom w:type="dxa" w:w="300"/>
-              <w:right w:type="dxa" w:w="300"/>
-            </w:tcMar>
-          </w:tcPr>
+              <w:top w:type="dxa" w:w="260"/>
+              <w:left w:type="dxa" w:w="200"/>
+              <w:bottom w:type="dxa" w:w="260"/>
+              <w:right w:type="dxa" w:w="100"/>
+            </w:tcMar>
+            <w:vAlign w:val="center"/>
+          </w:tcPr>
+          <w:p>
+            <w:r>
+              <w:drawing>
+                <wp:inline distT="0" distB="0" distL="0" distR="0">
+                  <wp:extent cx="419100" cy="419100"/>
+                  <wp:effectExtent t="0" r="0" b="0" l="0"/>
+                  <wp:docPr id="1" name="" descr="" title=""/>
+                  <wp:cNvGraphicFramePr>
+                    <a:graphicFrameLocks xmlns:a="http://schemas.openxmlformats.org/drawingml/2006/main" noChangeAspect="1"/>
+                  </wp:cNvGraphicFramePr>
+                  <a:graphic xmlns:a="http://schemas.openxmlformats.org/drawingml/2006/main">
+                    <a:graphicData uri="http://schemas.openxmlformats.org/drawingml/2006/picture">
+                      <pic:pic xmlns:pic="http://schemas.openxmlformats.org/drawingml/2006/picture">
+                        <pic:nvPicPr>
+                          <pic:cNvPr id="0" name="" descr=""/>
+                          <pic:cNvPicPr>
+                            <a:picLocks noChangeAspect="1" noChangeArrowheads="1"/>
+                          </pic:cNvPicPr>
+                        </pic:nvPicPr>
+                        <pic:blipFill>
+                          <a:blip r:embed="rId9" cstate="none"/>
+                          <a:srcRect/>
+                          <a:stretch>
+                            <a:fillRect/>
+                          </a:stretch>
+                        </pic:blipFill>
+                        <pic:spPr bwMode="auto">
+                          <a:xfrm>
+                            <a:off x="0" y="0"/>
+                            <a:ext cx="419100" cy="419100"/>
+                          </a:xfrm>
+                          <a:prstGeom prst="rect">
+                            <a:avLst/>
+                          </a:prstGeom>
+                        </pic:spPr>
+                      </pic:pic>
+                    </a:graphicData>
+                  </a:graphic>
+                </wp:inline>
+              </w:drawing>
+            </w:r>
+          </w:p>
+        </w:tc>
+        <w:tc>
+          <w:tcPr>
+            <w:tcW w:type="dxa" w:w="8000"/>
+            <w:shd w:fill="1B3B57" w:val="clear"/>
+            <w:tcMar>
+              <w:top w:type="dxa" w:w="260"/>
+              <w:left w:type="dxa" w:w="100"/>
+              <w:bottom w:type="dxa" w:w="260"/>
+              <w:right w:type="dxa" w:w="260"/>
+            </w:tcMar>
+          </w:tcPr>
+          <w:p>
+            <w:pPr>
+              <w:spacing w:after="40"/>
+            </w:pPr>
+            <w:r>
+              <w:rPr>
+                <w:rFonts w:ascii="Calibri" w:cs="Calibri" w:eastAsia="Calibri" w:hAnsi="Calibri"/>
+                <w:b/>
+                <w:bCs/>
+                <w:color w:val="8fc4ec"/>
+                <w:sz w:val="18"/>
+                <w:szCs w:val="18"/>
+              </w:rPr>
+              <w:t xml:space="preserve">TEMA 45  ·  BLOCO 6  ·  ENTREVISTAS E RECRUTAMENTO</w:t>
+            </w:r>
+            <w:r>
+              <w:rPr>
+                <w:rFonts w:ascii="Calibri" w:cs="Calibri" w:eastAsia="Calibri" w:hAnsi="Calibri"/>
+                <w:i/>
+                <w:iCs/>
+                <w:color w:val="5F87A3"/>
+                <w:sz w:val="14"/>
+                <w:szCs w:val="14"/>
+              </w:rPr>
+              <w:br/>
+              <w:t xml:space="preserve">THEME 45 · BLOCK 6 · INTERVIEWS AND RECRUITMENT</w:t>
+            </w:r>
+          </w:p>
           <w:p>
             <w:pPr>
               <w:spacing w:after="60"/>
@@ -38,25 +122,9 @@
                 <w:rFonts w:ascii="Calibri" w:cs="Calibri" w:eastAsia="Calibri" w:hAnsi="Calibri"/>
                 <w:b/>
                 <w:bCs/>
-                <w:color w:val="8fc4ec"/>
-                <w:sz w:val="20"/>
-                <w:szCs w:val="20"/>
-              </w:rPr>
-              <w:t xml:space="preserve">TEMA 45  ·  BLOCO 6 — ENTREVISTAS E RECRUTAMENTO</w:t>
-            </w:r>
-          </w:p>
-          <w:p>
-            <w:pPr>
-              <w:spacing w:after="80"/>
-            </w:pPr>
-            <w:r>
-              <w:rPr>
-                <w:rFonts w:ascii="Calibri" w:cs="Calibri" w:eastAsia="Calibri" w:hAnsi="Calibri"/>
-                <w:b/>
-                <w:bCs/>
                 <w:color w:val="FFFFFF"/>
-                <w:sz w:val="40"/>
-                <w:szCs w:val="40"/>
+                <w:sz w:val="38"/>
+                <w:szCs w:val="38"/>
               </w:rPr>
               <w:t xml:space="preserve">Asking Smart Questions to the Interviewer</w:t>
             </w:r>
@@ -68,8 +136,8 @@
                 <w:i/>
                 <w:iCs/>
                 <w:color w:val="C9D6E3"/>
-                <w:sz w:val="24"/>
-                <w:szCs w:val="24"/>
+                <w:sz w:val="22"/>
+                <w:szCs w:val="22"/>
               </w:rPr>
               <w:t xml:space="preserve">Fazendo perguntas inteligentes ao entrevistador</w:t>
             </w:r>
@@ -79,7 +147,7 @@
     </w:tbl>
     <w:p>
       <w:pPr>
-        <w:spacing w:after="100" w:before="240"/>
+        <w:spacing w:after="80" w:before="180"/>
       </w:pPr>
       <w:r>
         <w:rPr>
@@ -87,8 +155,8 @@
           <w:b/>
           <w:bCs/>
           <w:color w:val="1B3B57"/>
-          <w:sz w:val="21"/>
-          <w:szCs w:val="21"/>
+          <w:sz w:val="20"/>
+          <w:szCs w:val="20"/>
         </w:rPr>
         <w:t xml:space="preserve">Tempo estimado: </w:t>
       </w:r>
@@ -96,15 +164,15 @@
         <w:rPr>
           <w:rFonts w:ascii="Calibri" w:cs="Calibri" w:eastAsia="Calibri" w:hAnsi="Calibri"/>
           <w:color w:val="444444"/>
-          <w:sz w:val="21"/>
-          <w:szCs w:val="21"/>
+          <w:sz w:val="20"/>
+          <w:szCs w:val="20"/>
         </w:rPr>
         <w:t xml:space="preserve">60–90 minutos, divididos ao longo da semana.</w:t>
       </w:r>
     </w:p>
     <w:p>
       <w:pPr>
-        <w:spacing w:after="160" w:line="300"/>
+        <w:spacing w:after="120" w:line="276"/>
       </w:pPr>
       <w:r>
         <w:rPr>
@@ -114,8 +182,8 @@
           <w:i w:val="false"/>
           <w:iCs w:val="false"/>
           <w:color w:val="444444"/>
-          <w:sz w:val="22"/>
-          <w:szCs w:val="22"/>
+          <w:sz w:val="21"/>
+          <w:szCs w:val="21"/>
         </w:rPr>
         <w:t xml:space="preserve">"Do you have any questions for us?" é onde muitos candidatos desperdiçam uma oportunidade valiosa. Este tema treina perguntas que realmente avaliam se a vaga é certa para você.</w:t>
       </w:r>
@@ -123,7 +191,7 @@
     <w:p>
       <w:pPr>
         <w:shd w:fill="2E86C1" w:val="clear"/>
-        <w:spacing w:after="150" w:before="500"/>
+        <w:spacing w:after="110" w:before="340"/>
       </w:pPr>
       <w:r>
         <w:rPr>
@@ -131,8 +199,8 @@
           <w:b/>
           <w:bCs/>
           <w:color w:val="FFFFFF"/>
-          <w:sz w:val="20"/>
-          <w:szCs w:val="20"/>
+          <w:sz w:val="18"/>
+          <w:szCs w:val="18"/>
         </w:rPr>
         <w:t xml:space="preserve">  ETAPA 1  </w:t>
       </w:r>
@@ -142,15 +210,27 @@
           <w:b/>
           <w:bCs/>
           <w:color w:val="FFFFFF"/>
-          <w:sz w:val="24"/>
-          <w:szCs w:val="24"/>
+          <w:sz w:val="23"/>
+          <w:szCs w:val="23"/>
         </w:rPr>
         <w:t xml:space="preserve">   Vocabulário Contextualizado</w:t>
       </w:r>
-    </w:p>
-    <w:p>
-      <w:pPr>
-        <w:spacing w:after="160" w:line="300"/>
+      <w:r>
+        <w:rPr>
+          <w:rFonts w:ascii="Calibri" w:cs="Calibri" w:eastAsia="Calibri" w:hAnsi="Calibri"/>
+          <w:i/>
+          <w:iCs/>
+          <w:color w:val="D8E7F2"/>
+          <w:sz w:val="17"/>
+          <w:szCs w:val="17"/>
+        </w:rPr>
+        <w:br/>
+        <w:t xml:space="preserve">   Contextualized Vocabulary</w:t>
+      </w:r>
+    </w:p>
+    <w:p>
+      <w:pPr>
+        <w:spacing w:after="120" w:line="276"/>
       </w:pPr>
       <w:r>
         <w:rPr>
@@ -160,8 +240,8 @@
           <w:i w:val="false"/>
           <w:iCs w:val="false"/>
           <w:color w:val="444444"/>
-          <w:sz w:val="22"/>
-          <w:szCs w:val="22"/>
+          <w:sz w:val="21"/>
+          <w:szCs w:val="21"/>
         </w:rPr>
         <w:t xml:space="preserve">Estas palavras e expressões vão te ajudar a se expressar sobre este tema com mais precisão e naturalidade.</w:t>
       </w:r>
@@ -192,10 +272,10 @@
             <w:tcW w:type="dxa" w:w="2600"/>
             <w:shd w:fill="2E86C1" w:val="clear"/>
             <w:tcMar>
-              <w:top w:type="dxa" w:w="100"/>
-              <w:left w:type="dxa" w:w="120"/>
-              <w:bottom w:type="dxa" w:w="100"/>
-              <w:right w:type="dxa" w:w="120"/>
+              <w:top w:type="dxa" w:w="80"/>
+              <w:left w:type="dxa" w:w="110"/>
+              <w:bottom w:type="dxa" w:w="80"/>
+              <w:right w:type="dxa" w:w="110"/>
             </w:tcMar>
             <w:vAlign w:val="center"/>
           </w:tcPr>
@@ -206,8 +286,8 @@
                 <w:b/>
                 <w:bCs/>
                 <w:color w:val="FFFFFF"/>
-                <w:sz w:val="20"/>
-                <w:szCs w:val="20"/>
+                <w:sz w:val="19"/>
+                <w:szCs w:val="19"/>
               </w:rPr>
               <w:t xml:space="preserve">Word / Expression</w:t>
             </w:r>
@@ -218,10 +298,10 @@
             <w:tcW w:type="dxa" w:w="2000"/>
             <w:shd w:fill="2E86C1" w:val="clear"/>
             <w:tcMar>
-              <w:top w:type="dxa" w:w="100"/>
-              <w:left w:type="dxa" w:w="120"/>
-              <w:bottom w:type="dxa" w:w="100"/>
-              <w:right w:type="dxa" w:w="120"/>
+              <w:top w:type="dxa" w:w="80"/>
+              <w:left w:type="dxa" w:w="110"/>
+              <w:bottom w:type="dxa" w:w="80"/>
+              <w:right w:type="dxa" w:w="110"/>
             </w:tcMar>
             <w:vAlign w:val="center"/>
           </w:tcPr>
@@ -232,8 +312,8 @@
                 <w:b/>
                 <w:bCs/>
                 <w:color w:val="FFFFFF"/>
-                <w:sz w:val="20"/>
-                <w:szCs w:val="20"/>
+                <w:sz w:val="19"/>
+                <w:szCs w:val="19"/>
               </w:rPr>
               <w:t xml:space="preserve">Tradução</w:t>
             </w:r>
@@ -244,10 +324,10 @@
             <w:tcW w:type="dxa" w:w="4600"/>
             <w:shd w:fill="2E86C1" w:val="clear"/>
             <w:tcMar>
-              <w:top w:type="dxa" w:w="100"/>
-              <w:left w:type="dxa" w:w="120"/>
-              <w:bottom w:type="dxa" w:w="100"/>
-              <w:right w:type="dxa" w:w="120"/>
+              <w:top w:type="dxa" w:w="80"/>
+              <w:left w:type="dxa" w:w="110"/>
+              <w:bottom w:type="dxa" w:w="80"/>
+              <w:right w:type="dxa" w:w="110"/>
             </w:tcMar>
             <w:vAlign w:val="center"/>
           </w:tcPr>
@@ -258,8 +338,8 @@
                 <w:b/>
                 <w:bCs/>
                 <w:color w:val="FFFFFF"/>
-                <w:sz w:val="20"/>
-                <w:szCs w:val="20"/>
+                <w:sz w:val="19"/>
+                <w:szCs w:val="19"/>
               </w:rPr>
               <w:t xml:space="preserve">Example Sentence</w:t>
             </w:r>
@@ -271,10 +351,10 @@
           <w:tcPr>
             <w:tcW w:type="dxa" w:w="2600"/>
             <w:tcMar>
-              <w:top w:type="dxa" w:w="90"/>
-              <w:left w:type="dxa" w:w="120"/>
-              <w:bottom w:type="dxa" w:w="90"/>
-              <w:right w:type="dxa" w:w="120"/>
+              <w:top w:type="dxa" w:w="70"/>
+              <w:left w:type="dxa" w:w="110"/>
+              <w:bottom w:type="dxa" w:w="70"/>
+              <w:right w:type="dxa" w:w="110"/>
             </w:tcMar>
             <w:vAlign w:val="center"/>
           </w:tcPr>
@@ -287,8 +367,8 @@
                 <w:i w:val="false"/>
                 <w:iCs w:val="false"/>
                 <w:color w:val="444444"/>
-                <w:sz w:val="20"/>
-                <w:szCs w:val="20"/>
+                <w:sz w:val="19"/>
+                <w:szCs w:val="19"/>
               </w:rPr>
               <w:t xml:space="preserve">to turn the tables</w:t>
             </w:r>
@@ -298,24 +378,24 @@
           <w:tcPr>
             <w:tcW w:type="dxa" w:w="2000"/>
             <w:tcMar>
-              <w:top w:type="dxa" w:w="90"/>
-              <w:left w:type="dxa" w:w="120"/>
-              <w:bottom w:type="dxa" w:w="90"/>
-              <w:right w:type="dxa" w:w="120"/>
-            </w:tcMar>
-            <w:vAlign w:val="center"/>
-          </w:tcPr>
-          <w:p>
-            <w:r>
-              <w:rPr>
-                <w:rFonts w:ascii="Calibri" w:cs="Calibri" w:eastAsia="Calibri" w:hAnsi="Calibri"/>
-                <w:b w:val="false"/>
-                <w:bCs w:val="false"/>
-                <w:i w:val="false"/>
-                <w:iCs w:val="false"/>
-                <w:color w:val="444444"/>
-                <w:sz w:val="20"/>
-                <w:szCs w:val="20"/>
+              <w:top w:type="dxa" w:w="70"/>
+              <w:left w:type="dxa" w:w="110"/>
+              <w:bottom w:type="dxa" w:w="70"/>
+              <w:right w:type="dxa" w:w="110"/>
+            </w:tcMar>
+            <w:vAlign w:val="center"/>
+          </w:tcPr>
+          <w:p>
+            <w:r>
+              <w:rPr>
+                <w:rFonts w:ascii="Calibri" w:cs="Calibri" w:eastAsia="Calibri" w:hAnsi="Calibri"/>
+                <w:b w:val="false"/>
+                <w:bCs w:val="false"/>
+                <w:i w:val="false"/>
+                <w:iCs w:val="false"/>
+                <w:color w:val="444444"/>
+                <w:sz w:val="19"/>
+                <w:szCs w:val="19"/>
               </w:rPr>
               <w:t xml:space="preserve">inverter os papéis</w:t>
             </w:r>
@@ -325,10 +405,10 @@
           <w:tcPr>
             <w:tcW w:type="dxa" w:w="4600"/>
             <w:tcMar>
-              <w:top w:type="dxa" w:w="90"/>
-              <w:left w:type="dxa" w:w="120"/>
-              <w:bottom w:type="dxa" w:w="90"/>
-              <w:right w:type="dxa" w:w="120"/>
+              <w:top w:type="dxa" w:w="70"/>
+              <w:left w:type="dxa" w:w="110"/>
+              <w:bottom w:type="dxa" w:w="70"/>
+              <w:right w:type="dxa" w:w="110"/>
             </w:tcMar>
             <w:vAlign w:val="center"/>
           </w:tcPr>
@@ -341,8 +421,8 @@
                 <w:i/>
                 <w:iCs/>
                 <w:color w:val="444444"/>
-                <w:sz w:val="20"/>
-                <w:szCs w:val="20"/>
+                <w:sz w:val="19"/>
+                <w:szCs w:val="19"/>
               </w:rPr>
               <w:t xml:space="preserve">This is your chance to turn the tables a bit and ask questions.</w:t>
             </w:r>
@@ -354,10 +434,10 @@
           <w:tcPr>
             <w:tcW w:type="dxa" w:w="2600"/>
             <w:tcMar>
-              <w:top w:type="dxa" w:w="90"/>
-              <w:left w:type="dxa" w:w="120"/>
-              <w:bottom w:type="dxa" w:w="90"/>
-              <w:right w:type="dxa" w:w="120"/>
+              <w:top w:type="dxa" w:w="70"/>
+              <w:left w:type="dxa" w:w="110"/>
+              <w:bottom w:type="dxa" w:w="70"/>
+              <w:right w:type="dxa" w:w="110"/>
             </w:tcMar>
             <w:vAlign w:val="center"/>
           </w:tcPr>
@@ -370,8 +450,8 @@
                 <w:i w:val="false"/>
                 <w:iCs w:val="false"/>
                 <w:color w:val="444444"/>
-                <w:sz w:val="20"/>
-                <w:szCs w:val="20"/>
+                <w:sz w:val="19"/>
+                <w:szCs w:val="19"/>
               </w:rPr>
               <w:t xml:space="preserve">insightful question</w:t>
             </w:r>
@@ -381,24 +461,24 @@
           <w:tcPr>
             <w:tcW w:type="dxa" w:w="2000"/>
             <w:tcMar>
-              <w:top w:type="dxa" w:w="90"/>
-              <w:left w:type="dxa" w:w="120"/>
-              <w:bottom w:type="dxa" w:w="90"/>
-              <w:right w:type="dxa" w:w="120"/>
-            </w:tcMar>
-            <w:vAlign w:val="center"/>
-          </w:tcPr>
-          <w:p>
-            <w:r>
-              <w:rPr>
-                <w:rFonts w:ascii="Calibri" w:cs="Calibri" w:eastAsia="Calibri" w:hAnsi="Calibri"/>
-                <w:b w:val="false"/>
-                <w:bCs w:val="false"/>
-                <w:i w:val="false"/>
-                <w:iCs w:val="false"/>
-                <w:color w:val="444444"/>
-                <w:sz w:val="20"/>
-                <w:szCs w:val="20"/>
+              <w:top w:type="dxa" w:w="70"/>
+              <w:left w:type="dxa" w:w="110"/>
+              <w:bottom w:type="dxa" w:w="70"/>
+              <w:right w:type="dxa" w:w="110"/>
+            </w:tcMar>
+            <w:vAlign w:val="center"/>
+          </w:tcPr>
+          <w:p>
+            <w:r>
+              <w:rPr>
+                <w:rFonts w:ascii="Calibri" w:cs="Calibri" w:eastAsia="Calibri" w:hAnsi="Calibri"/>
+                <w:b w:val="false"/>
+                <w:bCs w:val="false"/>
+                <w:i w:val="false"/>
+                <w:iCs w:val="false"/>
+                <w:color w:val="444444"/>
+                <w:sz w:val="19"/>
+                <w:szCs w:val="19"/>
               </w:rPr>
               <w:t xml:space="preserve">pergunta perspicaz</w:t>
             </w:r>
@@ -408,10 +488,10 @@
           <w:tcPr>
             <w:tcW w:type="dxa" w:w="4600"/>
             <w:tcMar>
-              <w:top w:type="dxa" w:w="90"/>
-              <w:left w:type="dxa" w:w="120"/>
-              <w:bottom w:type="dxa" w:w="90"/>
-              <w:right w:type="dxa" w:w="120"/>
+              <w:top w:type="dxa" w:w="70"/>
+              <w:left w:type="dxa" w:w="110"/>
+              <w:bottom w:type="dxa" w:w="70"/>
+              <w:right w:type="dxa" w:w="110"/>
             </w:tcMar>
             <w:vAlign w:val="center"/>
           </w:tcPr>
@@ -424,8 +504,8 @@
                 <w:i/>
                 <w:iCs/>
                 <w:color w:val="444444"/>
-                <w:sz w:val="20"/>
-                <w:szCs w:val="20"/>
+                <w:sz w:val="19"/>
+                <w:szCs w:val="19"/>
               </w:rPr>
               <w:t xml:space="preserve">An insightful question can leave a strong final impression.</w:t>
             </w:r>
@@ -437,10 +517,10 @@
           <w:tcPr>
             <w:tcW w:type="dxa" w:w="2600"/>
             <w:tcMar>
-              <w:top w:type="dxa" w:w="90"/>
-              <w:left w:type="dxa" w:w="120"/>
-              <w:bottom w:type="dxa" w:w="90"/>
-              <w:right w:type="dxa" w:w="120"/>
+              <w:top w:type="dxa" w:w="70"/>
+              <w:left w:type="dxa" w:w="110"/>
+              <w:bottom w:type="dxa" w:w="70"/>
+              <w:right w:type="dxa" w:w="110"/>
             </w:tcMar>
             <w:vAlign w:val="center"/>
           </w:tcPr>
@@ -453,8 +533,8 @@
                 <w:i w:val="false"/>
                 <w:iCs w:val="false"/>
                 <w:color w:val="444444"/>
-                <w:sz w:val="20"/>
-                <w:szCs w:val="20"/>
+                <w:sz w:val="19"/>
+                <w:szCs w:val="19"/>
               </w:rPr>
               <w:t xml:space="preserve">to gauge (culture/fit)</w:t>
             </w:r>
@@ -464,24 +544,24 @@
           <w:tcPr>
             <w:tcW w:type="dxa" w:w="2000"/>
             <w:tcMar>
-              <w:top w:type="dxa" w:w="90"/>
-              <w:left w:type="dxa" w:w="120"/>
-              <w:bottom w:type="dxa" w:w="90"/>
-              <w:right w:type="dxa" w:w="120"/>
-            </w:tcMar>
-            <w:vAlign w:val="center"/>
-          </w:tcPr>
-          <w:p>
-            <w:r>
-              <w:rPr>
-                <w:rFonts w:ascii="Calibri" w:cs="Calibri" w:eastAsia="Calibri" w:hAnsi="Calibri"/>
-                <w:b w:val="false"/>
-                <w:bCs w:val="false"/>
-                <w:i w:val="false"/>
-                <w:iCs w:val="false"/>
-                <w:color w:val="444444"/>
-                <w:sz w:val="20"/>
-                <w:szCs w:val="20"/>
+              <w:top w:type="dxa" w:w="70"/>
+              <w:left w:type="dxa" w:w="110"/>
+              <w:bottom w:type="dxa" w:w="70"/>
+              <w:right w:type="dxa" w:w="110"/>
+            </w:tcMar>
+            <w:vAlign w:val="center"/>
+          </w:tcPr>
+          <w:p>
+            <w:r>
+              <w:rPr>
+                <w:rFonts w:ascii="Calibri" w:cs="Calibri" w:eastAsia="Calibri" w:hAnsi="Calibri"/>
+                <w:b w:val="false"/>
+                <w:bCs w:val="false"/>
+                <w:i w:val="false"/>
+                <w:iCs w:val="false"/>
+                <w:color w:val="444444"/>
+                <w:sz w:val="19"/>
+                <w:szCs w:val="19"/>
               </w:rPr>
               <w:t xml:space="preserve">avaliar (cultura/adequação)</w:t>
             </w:r>
@@ -491,10 +571,10 @@
           <w:tcPr>
             <w:tcW w:type="dxa" w:w="4600"/>
             <w:tcMar>
-              <w:top w:type="dxa" w:w="90"/>
-              <w:left w:type="dxa" w:w="120"/>
-              <w:bottom w:type="dxa" w:w="90"/>
-              <w:right w:type="dxa" w:w="120"/>
+              <w:top w:type="dxa" w:w="70"/>
+              <w:left w:type="dxa" w:w="110"/>
+              <w:bottom w:type="dxa" w:w="70"/>
+              <w:right w:type="dxa" w:w="110"/>
             </w:tcMar>
             <w:vAlign w:val="center"/>
           </w:tcPr>
@@ -507,8 +587,8 @@
                 <w:i/>
                 <w:iCs/>
                 <w:color w:val="444444"/>
-                <w:sz w:val="20"/>
-                <w:szCs w:val="20"/>
+                <w:sz w:val="19"/>
+                <w:szCs w:val="19"/>
               </w:rPr>
               <w:t xml:space="preserve">I ask this to gauge how decisions actually get made here.</w:t>
             </w:r>
@@ -520,10 +600,10 @@
           <w:tcPr>
             <w:tcW w:type="dxa" w:w="2600"/>
             <w:tcMar>
-              <w:top w:type="dxa" w:w="90"/>
-              <w:left w:type="dxa" w:w="120"/>
-              <w:bottom w:type="dxa" w:w="90"/>
-              <w:right w:type="dxa" w:w="120"/>
+              <w:top w:type="dxa" w:w="70"/>
+              <w:left w:type="dxa" w:w="110"/>
+              <w:bottom w:type="dxa" w:w="70"/>
+              <w:right w:type="dxa" w:w="110"/>
             </w:tcMar>
             <w:vAlign w:val="center"/>
           </w:tcPr>
@@ -536,8 +616,8 @@
                 <w:i w:val="false"/>
                 <w:iCs w:val="false"/>
                 <w:color w:val="444444"/>
-                <w:sz w:val="20"/>
-                <w:szCs w:val="20"/>
+                <w:sz w:val="19"/>
+                <w:szCs w:val="19"/>
               </w:rPr>
               <w:t xml:space="preserve">red flag</w:t>
             </w:r>
@@ -547,24 +627,24 @@
           <w:tcPr>
             <w:tcW w:type="dxa" w:w="2000"/>
             <w:tcMar>
-              <w:top w:type="dxa" w:w="90"/>
-              <w:left w:type="dxa" w:w="120"/>
-              <w:bottom w:type="dxa" w:w="90"/>
-              <w:right w:type="dxa" w:w="120"/>
-            </w:tcMar>
-            <w:vAlign w:val="center"/>
-          </w:tcPr>
-          <w:p>
-            <w:r>
-              <w:rPr>
-                <w:rFonts w:ascii="Calibri" w:cs="Calibri" w:eastAsia="Calibri" w:hAnsi="Calibri"/>
-                <w:b w:val="false"/>
-                <w:bCs w:val="false"/>
-                <w:i w:val="false"/>
-                <w:iCs w:val="false"/>
-                <w:color w:val="444444"/>
-                <w:sz w:val="20"/>
-                <w:szCs w:val="20"/>
+              <w:top w:type="dxa" w:w="70"/>
+              <w:left w:type="dxa" w:w="110"/>
+              <w:bottom w:type="dxa" w:w="70"/>
+              <w:right w:type="dxa" w:w="110"/>
+            </w:tcMar>
+            <w:vAlign w:val="center"/>
+          </w:tcPr>
+          <w:p>
+            <w:r>
+              <w:rPr>
+                <w:rFonts w:ascii="Calibri" w:cs="Calibri" w:eastAsia="Calibri" w:hAnsi="Calibri"/>
+                <w:b w:val="false"/>
+                <w:bCs w:val="false"/>
+                <w:i w:val="false"/>
+                <w:iCs w:val="false"/>
+                <w:color w:val="444444"/>
+                <w:sz w:val="19"/>
+                <w:szCs w:val="19"/>
               </w:rPr>
               <w:t xml:space="preserve">sinal de alerta</w:t>
             </w:r>
@@ -574,10 +654,10 @@
           <w:tcPr>
             <w:tcW w:type="dxa" w:w="4600"/>
             <w:tcMar>
-              <w:top w:type="dxa" w:w="90"/>
-              <w:left w:type="dxa" w:w="120"/>
-              <w:bottom w:type="dxa" w:w="90"/>
-              <w:right w:type="dxa" w:w="120"/>
+              <w:top w:type="dxa" w:w="70"/>
+              <w:left w:type="dxa" w:w="110"/>
+              <w:bottom w:type="dxa" w:w="70"/>
+              <w:right w:type="dxa" w:w="110"/>
             </w:tcMar>
             <w:vAlign w:val="center"/>
           </w:tcPr>
@@ -590,8 +670,8 @@
                 <w:i/>
                 <w:iCs/>
                 <w:color w:val="444444"/>
-                <w:sz w:val="20"/>
-                <w:szCs w:val="20"/>
+                <w:sz w:val="19"/>
+                <w:szCs w:val="19"/>
               </w:rPr>
               <w:t xml:space="preserve">A vague answer here can be a red flag.</w:t>
             </w:r>
@@ -603,10 +683,10 @@
           <w:tcPr>
             <w:tcW w:type="dxa" w:w="2600"/>
             <w:tcMar>
-              <w:top w:type="dxa" w:w="90"/>
-              <w:left w:type="dxa" w:w="120"/>
-              <w:bottom w:type="dxa" w:w="90"/>
-              <w:right w:type="dxa" w:w="120"/>
+              <w:top w:type="dxa" w:w="70"/>
+              <w:left w:type="dxa" w:w="110"/>
+              <w:bottom w:type="dxa" w:w="70"/>
+              <w:right w:type="dxa" w:w="110"/>
             </w:tcMar>
             <w:vAlign w:val="center"/>
           </w:tcPr>
@@ -619,8 +699,8 @@
                 <w:i w:val="false"/>
                 <w:iCs w:val="false"/>
                 <w:color w:val="444444"/>
-                <w:sz w:val="20"/>
-                <w:szCs w:val="20"/>
+                <w:sz w:val="19"/>
+                <w:szCs w:val="19"/>
               </w:rPr>
               <w:t xml:space="preserve">to probe</w:t>
             </w:r>
@@ -630,24 +710,24 @@
           <w:tcPr>
             <w:tcW w:type="dxa" w:w="2000"/>
             <w:tcMar>
-              <w:top w:type="dxa" w:w="90"/>
-              <w:left w:type="dxa" w:w="120"/>
-              <w:bottom w:type="dxa" w:w="90"/>
-              <w:right w:type="dxa" w:w="120"/>
-            </w:tcMar>
-            <w:vAlign w:val="center"/>
-          </w:tcPr>
-          <w:p>
-            <w:r>
-              <w:rPr>
-                <w:rFonts w:ascii="Calibri" w:cs="Calibri" w:eastAsia="Calibri" w:hAnsi="Calibri"/>
-                <w:b w:val="false"/>
-                <w:bCs w:val="false"/>
-                <w:i w:val="false"/>
-                <w:iCs w:val="false"/>
-                <w:color w:val="444444"/>
-                <w:sz w:val="20"/>
-                <w:szCs w:val="20"/>
+              <w:top w:type="dxa" w:w="70"/>
+              <w:left w:type="dxa" w:w="110"/>
+              <w:bottom w:type="dxa" w:w="70"/>
+              <w:right w:type="dxa" w:w="110"/>
+            </w:tcMar>
+            <w:vAlign w:val="center"/>
+          </w:tcPr>
+          <w:p>
+            <w:r>
+              <w:rPr>
+                <w:rFonts w:ascii="Calibri" w:cs="Calibri" w:eastAsia="Calibri" w:hAnsi="Calibri"/>
+                <w:b w:val="false"/>
+                <w:bCs w:val="false"/>
+                <w:i w:val="false"/>
+                <w:iCs w:val="false"/>
+                <w:color w:val="444444"/>
+                <w:sz w:val="19"/>
+                <w:szCs w:val="19"/>
               </w:rPr>
               <w:t xml:space="preserve">sondar / investigar</w:t>
             </w:r>
@@ -657,10 +737,10 @@
           <w:tcPr>
             <w:tcW w:type="dxa" w:w="4600"/>
             <w:tcMar>
-              <w:top w:type="dxa" w:w="90"/>
-              <w:left w:type="dxa" w:w="120"/>
-              <w:bottom w:type="dxa" w:w="90"/>
-              <w:right w:type="dxa" w:w="120"/>
+              <w:top w:type="dxa" w:w="70"/>
+              <w:left w:type="dxa" w:w="110"/>
+              <w:bottom w:type="dxa" w:w="70"/>
+              <w:right w:type="dxa" w:w="110"/>
             </w:tcMar>
             <w:vAlign w:val="center"/>
           </w:tcPr>
@@ -673,8 +753,8 @@
                 <w:i/>
                 <w:iCs/>
                 <w:color w:val="444444"/>
-                <w:sz w:val="20"/>
-                <w:szCs w:val="20"/>
+                <w:sz w:val="19"/>
+                <w:szCs w:val="19"/>
               </w:rPr>
               <w:t xml:space="preserve">I like to probe a bit on team turnover.</w:t>
             </w:r>
@@ -686,10 +766,10 @@
           <w:tcPr>
             <w:tcW w:type="dxa" w:w="2600"/>
             <w:tcMar>
-              <w:top w:type="dxa" w:w="90"/>
-              <w:left w:type="dxa" w:w="120"/>
-              <w:bottom w:type="dxa" w:w="90"/>
-              <w:right w:type="dxa" w:w="120"/>
+              <w:top w:type="dxa" w:w="70"/>
+              <w:left w:type="dxa" w:w="110"/>
+              <w:bottom w:type="dxa" w:w="70"/>
+              <w:right w:type="dxa" w:w="110"/>
             </w:tcMar>
             <w:vAlign w:val="center"/>
           </w:tcPr>
@@ -702,8 +782,8 @@
                 <w:i w:val="false"/>
                 <w:iCs w:val="false"/>
                 <w:color w:val="444444"/>
-                <w:sz w:val="20"/>
-                <w:szCs w:val="20"/>
+                <w:sz w:val="19"/>
+                <w:szCs w:val="19"/>
               </w:rPr>
               <w:t xml:space="preserve">day-to-day responsibilities</w:t>
             </w:r>
@@ -713,24 +793,24 @@
           <w:tcPr>
             <w:tcW w:type="dxa" w:w="2000"/>
             <w:tcMar>
-              <w:top w:type="dxa" w:w="90"/>
-              <w:left w:type="dxa" w:w="120"/>
-              <w:bottom w:type="dxa" w:w="90"/>
-              <w:right w:type="dxa" w:w="120"/>
-            </w:tcMar>
-            <w:vAlign w:val="center"/>
-          </w:tcPr>
-          <w:p>
-            <w:r>
-              <w:rPr>
-                <w:rFonts w:ascii="Calibri" w:cs="Calibri" w:eastAsia="Calibri" w:hAnsi="Calibri"/>
-                <w:b w:val="false"/>
-                <w:bCs w:val="false"/>
-                <w:i w:val="false"/>
-                <w:iCs w:val="false"/>
-                <w:color w:val="444444"/>
-                <w:sz w:val="20"/>
-                <w:szCs w:val="20"/>
+              <w:top w:type="dxa" w:w="70"/>
+              <w:left w:type="dxa" w:w="110"/>
+              <w:bottom w:type="dxa" w:w="70"/>
+              <w:right w:type="dxa" w:w="110"/>
+            </w:tcMar>
+            <w:vAlign w:val="center"/>
+          </w:tcPr>
+          <w:p>
+            <w:r>
+              <w:rPr>
+                <w:rFonts w:ascii="Calibri" w:cs="Calibri" w:eastAsia="Calibri" w:hAnsi="Calibri"/>
+                <w:b w:val="false"/>
+                <w:bCs w:val="false"/>
+                <w:i w:val="false"/>
+                <w:iCs w:val="false"/>
+                <w:color w:val="444444"/>
+                <w:sz w:val="19"/>
+                <w:szCs w:val="19"/>
               </w:rPr>
               <w:t xml:space="preserve">responsabilidades do dia a dia</w:t>
             </w:r>
@@ -740,10 +820,10 @@
           <w:tcPr>
             <w:tcW w:type="dxa" w:w="4600"/>
             <w:tcMar>
-              <w:top w:type="dxa" w:w="90"/>
-              <w:left w:type="dxa" w:w="120"/>
-              <w:bottom w:type="dxa" w:w="90"/>
-              <w:right w:type="dxa" w:w="120"/>
+              <w:top w:type="dxa" w:w="70"/>
+              <w:left w:type="dxa" w:w="110"/>
+              <w:bottom w:type="dxa" w:w="70"/>
+              <w:right w:type="dxa" w:w="110"/>
             </w:tcMar>
             <w:vAlign w:val="center"/>
           </w:tcPr>
@@ -756,8 +836,8 @@
                 <w:i/>
                 <w:iCs/>
                 <w:color w:val="444444"/>
-                <w:sz w:val="20"/>
-                <w:szCs w:val="20"/>
+                <w:sz w:val="19"/>
+                <w:szCs w:val="19"/>
               </w:rPr>
               <w:t xml:space="preserve">Could you describe the day-to-day responsibilities of this role?</w:t>
             </w:r>
@@ -769,10 +849,10 @@
           <w:tcPr>
             <w:tcW w:type="dxa" w:w="2600"/>
             <w:tcMar>
-              <w:top w:type="dxa" w:w="90"/>
-              <w:left w:type="dxa" w:w="120"/>
-              <w:bottom w:type="dxa" w:w="90"/>
-              <w:right w:type="dxa" w:w="120"/>
+              <w:top w:type="dxa" w:w="70"/>
+              <w:left w:type="dxa" w:w="110"/>
+              <w:bottom w:type="dxa" w:w="70"/>
+              <w:right w:type="dxa" w:w="110"/>
             </w:tcMar>
             <w:vAlign w:val="center"/>
           </w:tcPr>
@@ -785,8 +865,8 @@
                 <w:i w:val="false"/>
                 <w:iCs w:val="false"/>
                 <w:color w:val="444444"/>
-                <w:sz w:val="20"/>
-                <w:szCs w:val="20"/>
+                <w:sz w:val="19"/>
+                <w:szCs w:val="19"/>
               </w:rPr>
               <w:t xml:space="preserve">growth opportunities</w:t>
             </w:r>
@@ -796,24 +876,24 @@
           <w:tcPr>
             <w:tcW w:type="dxa" w:w="2000"/>
             <w:tcMar>
-              <w:top w:type="dxa" w:w="90"/>
-              <w:left w:type="dxa" w:w="120"/>
-              <w:bottom w:type="dxa" w:w="90"/>
-              <w:right w:type="dxa" w:w="120"/>
-            </w:tcMar>
-            <w:vAlign w:val="center"/>
-          </w:tcPr>
-          <w:p>
-            <w:r>
-              <w:rPr>
-                <w:rFonts w:ascii="Calibri" w:cs="Calibri" w:eastAsia="Calibri" w:hAnsi="Calibri"/>
-                <w:b w:val="false"/>
-                <w:bCs w:val="false"/>
-                <w:i w:val="false"/>
-                <w:iCs w:val="false"/>
-                <w:color w:val="444444"/>
-                <w:sz w:val="20"/>
-                <w:szCs w:val="20"/>
+              <w:top w:type="dxa" w:w="70"/>
+              <w:left w:type="dxa" w:w="110"/>
+              <w:bottom w:type="dxa" w:w="70"/>
+              <w:right w:type="dxa" w:w="110"/>
+            </w:tcMar>
+            <w:vAlign w:val="center"/>
+          </w:tcPr>
+          <w:p>
+            <w:r>
+              <w:rPr>
+                <w:rFonts w:ascii="Calibri" w:cs="Calibri" w:eastAsia="Calibri" w:hAnsi="Calibri"/>
+                <w:b w:val="false"/>
+                <w:bCs w:val="false"/>
+                <w:i w:val="false"/>
+                <w:iCs w:val="false"/>
+                <w:color w:val="444444"/>
+                <w:sz w:val="19"/>
+                <w:szCs w:val="19"/>
               </w:rPr>
               <w:t xml:space="preserve">oportunidades de crescimento</w:t>
             </w:r>
@@ -823,10 +903,10 @@
           <w:tcPr>
             <w:tcW w:type="dxa" w:w="4600"/>
             <w:tcMar>
-              <w:top w:type="dxa" w:w="90"/>
-              <w:left w:type="dxa" w:w="120"/>
-              <w:bottom w:type="dxa" w:w="90"/>
-              <w:right w:type="dxa" w:w="120"/>
+              <w:top w:type="dxa" w:w="70"/>
+              <w:left w:type="dxa" w:w="110"/>
+              <w:bottom w:type="dxa" w:w="70"/>
+              <w:right w:type="dxa" w:w="110"/>
             </w:tcMar>
             <w:vAlign w:val="center"/>
           </w:tcPr>
@@ -839,8 +919,8 @@
                 <w:i/>
                 <w:iCs/>
                 <w:color w:val="444444"/>
-                <w:sz w:val="20"/>
-                <w:szCs w:val="20"/>
+                <w:sz w:val="19"/>
+                <w:szCs w:val="19"/>
               </w:rPr>
               <w:t xml:space="preserve">What do growth opportunities typically look like here?</w:t>
             </w:r>
@@ -852,10 +932,10 @@
           <w:tcPr>
             <w:tcW w:type="dxa" w:w="2600"/>
             <w:tcMar>
-              <w:top w:type="dxa" w:w="90"/>
-              <w:left w:type="dxa" w:w="120"/>
-              <w:bottom w:type="dxa" w:w="90"/>
-              <w:right w:type="dxa" w:w="120"/>
+              <w:top w:type="dxa" w:w="70"/>
+              <w:left w:type="dxa" w:w="110"/>
+              <w:bottom w:type="dxa" w:w="70"/>
+              <w:right w:type="dxa" w:w="110"/>
             </w:tcMar>
             <w:vAlign w:val="center"/>
           </w:tcPr>
@@ -868,8 +948,8 @@
                 <w:i w:val="false"/>
                 <w:iCs w:val="false"/>
                 <w:color w:val="444444"/>
-                <w:sz w:val="20"/>
-                <w:szCs w:val="20"/>
+                <w:sz w:val="19"/>
+                <w:szCs w:val="19"/>
               </w:rPr>
               <w:t xml:space="preserve">team dynamics</w:t>
             </w:r>
@@ -879,24 +959,24 @@
           <w:tcPr>
             <w:tcW w:type="dxa" w:w="2000"/>
             <w:tcMar>
-              <w:top w:type="dxa" w:w="90"/>
-              <w:left w:type="dxa" w:w="120"/>
-              <w:bottom w:type="dxa" w:w="90"/>
-              <w:right w:type="dxa" w:w="120"/>
-            </w:tcMar>
-            <w:vAlign w:val="center"/>
-          </w:tcPr>
-          <w:p>
-            <w:r>
-              <w:rPr>
-                <w:rFonts w:ascii="Calibri" w:cs="Calibri" w:eastAsia="Calibri" w:hAnsi="Calibri"/>
-                <w:b w:val="false"/>
-                <w:bCs w:val="false"/>
-                <w:i w:val="false"/>
-                <w:iCs w:val="false"/>
-                <w:color w:val="444444"/>
-                <w:sz w:val="20"/>
-                <w:szCs w:val="20"/>
+              <w:top w:type="dxa" w:w="70"/>
+              <w:left w:type="dxa" w:w="110"/>
+              <w:bottom w:type="dxa" w:w="70"/>
+              <w:right w:type="dxa" w:w="110"/>
+            </w:tcMar>
+            <w:vAlign w:val="center"/>
+          </w:tcPr>
+          <w:p>
+            <w:r>
+              <w:rPr>
+                <w:rFonts w:ascii="Calibri" w:cs="Calibri" w:eastAsia="Calibri" w:hAnsi="Calibri"/>
+                <w:b w:val="false"/>
+                <w:bCs w:val="false"/>
+                <w:i w:val="false"/>
+                <w:iCs w:val="false"/>
+                <w:color w:val="444444"/>
+                <w:sz w:val="19"/>
+                <w:szCs w:val="19"/>
               </w:rPr>
               <w:t xml:space="preserve">dinâmica de equipe</w:t>
             </w:r>
@@ -906,10 +986,10 @@
           <w:tcPr>
             <w:tcW w:type="dxa" w:w="4600"/>
             <w:tcMar>
-              <w:top w:type="dxa" w:w="90"/>
-              <w:left w:type="dxa" w:w="120"/>
-              <w:bottom w:type="dxa" w:w="90"/>
-              <w:right w:type="dxa" w:w="120"/>
+              <w:top w:type="dxa" w:w="70"/>
+              <w:left w:type="dxa" w:w="110"/>
+              <w:bottom w:type="dxa" w:w="70"/>
+              <w:right w:type="dxa" w:w="110"/>
             </w:tcMar>
             <w:vAlign w:val="center"/>
           </w:tcPr>
@@ -922,8 +1002,8 @@
                 <w:i/>
                 <w:iCs/>
                 <w:color w:val="444444"/>
-                <w:sz w:val="20"/>
-                <w:szCs w:val="20"/>
+                <w:sz w:val="19"/>
+                <w:szCs w:val="19"/>
               </w:rPr>
               <w:t xml:space="preserve">How would you describe the team dynamics right now?</w:t>
             </w:r>
@@ -935,10 +1015,10 @@
           <w:tcPr>
             <w:tcW w:type="dxa" w:w="2600"/>
             <w:tcMar>
-              <w:top w:type="dxa" w:w="90"/>
-              <w:left w:type="dxa" w:w="120"/>
-              <w:bottom w:type="dxa" w:w="90"/>
-              <w:right w:type="dxa" w:w="120"/>
+              <w:top w:type="dxa" w:w="70"/>
+              <w:left w:type="dxa" w:w="110"/>
+              <w:bottom w:type="dxa" w:w="70"/>
+              <w:right w:type="dxa" w:w="110"/>
             </w:tcMar>
             <w:vAlign w:val="center"/>
           </w:tcPr>
@@ -951,8 +1031,8 @@
                 <w:i w:val="false"/>
                 <w:iCs w:val="false"/>
                 <w:color w:val="444444"/>
-                <w:sz w:val="20"/>
-                <w:szCs w:val="20"/>
+                <w:sz w:val="19"/>
+                <w:szCs w:val="19"/>
               </w:rPr>
               <w:t xml:space="preserve">decision-making process</w:t>
             </w:r>
@@ -962,24 +1042,24 @@
           <w:tcPr>
             <w:tcW w:type="dxa" w:w="2000"/>
             <w:tcMar>
-              <w:top w:type="dxa" w:w="90"/>
-              <w:left w:type="dxa" w:w="120"/>
-              <w:bottom w:type="dxa" w:w="90"/>
-              <w:right w:type="dxa" w:w="120"/>
-            </w:tcMar>
-            <w:vAlign w:val="center"/>
-          </w:tcPr>
-          <w:p>
-            <w:r>
-              <w:rPr>
-                <w:rFonts w:ascii="Calibri" w:cs="Calibri" w:eastAsia="Calibri" w:hAnsi="Calibri"/>
-                <w:b w:val="false"/>
-                <w:bCs w:val="false"/>
-                <w:i w:val="false"/>
-                <w:iCs w:val="false"/>
-                <w:color w:val="444444"/>
-                <w:sz w:val="20"/>
-                <w:szCs w:val="20"/>
+              <w:top w:type="dxa" w:w="70"/>
+              <w:left w:type="dxa" w:w="110"/>
+              <w:bottom w:type="dxa" w:w="70"/>
+              <w:right w:type="dxa" w:w="110"/>
+            </w:tcMar>
+            <w:vAlign w:val="center"/>
+          </w:tcPr>
+          <w:p>
+            <w:r>
+              <w:rPr>
+                <w:rFonts w:ascii="Calibri" w:cs="Calibri" w:eastAsia="Calibri" w:hAnsi="Calibri"/>
+                <w:b w:val="false"/>
+                <w:bCs w:val="false"/>
+                <w:i w:val="false"/>
+                <w:iCs w:val="false"/>
+                <w:color w:val="444444"/>
+                <w:sz w:val="19"/>
+                <w:szCs w:val="19"/>
               </w:rPr>
               <w:t xml:space="preserve">processo de tomada de decisão</w:t>
             </w:r>
@@ -989,10 +1069,10 @@
           <w:tcPr>
             <w:tcW w:type="dxa" w:w="4600"/>
             <w:tcMar>
-              <w:top w:type="dxa" w:w="90"/>
-              <w:left w:type="dxa" w:w="120"/>
-              <w:bottom w:type="dxa" w:w="90"/>
-              <w:right w:type="dxa" w:w="120"/>
+              <w:top w:type="dxa" w:w="70"/>
+              <w:left w:type="dxa" w:w="110"/>
+              <w:bottom w:type="dxa" w:w="70"/>
+              <w:right w:type="dxa" w:w="110"/>
             </w:tcMar>
             <w:vAlign w:val="center"/>
           </w:tcPr>
@@ -1005,8 +1085,8 @@
                 <w:i/>
                 <w:iCs/>
                 <w:color w:val="444444"/>
-                <w:sz w:val="20"/>
-                <w:szCs w:val="20"/>
+                <w:sz w:val="19"/>
+                <w:szCs w:val="19"/>
               </w:rPr>
               <w:t xml:space="preserve">What does the decision-making process look like on this team?</w:t>
             </w:r>
@@ -1018,10 +1098,10 @@
           <w:tcPr>
             <w:tcW w:type="dxa" w:w="2600"/>
             <w:tcMar>
-              <w:top w:type="dxa" w:w="90"/>
-              <w:left w:type="dxa" w:w="120"/>
-              <w:bottom w:type="dxa" w:w="90"/>
-              <w:right w:type="dxa" w:w="120"/>
+              <w:top w:type="dxa" w:w="70"/>
+              <w:left w:type="dxa" w:w="110"/>
+              <w:bottom w:type="dxa" w:w="70"/>
+              <w:right w:type="dxa" w:w="110"/>
             </w:tcMar>
             <w:vAlign w:val="center"/>
           </w:tcPr>
@@ -1034,8 +1114,8 @@
                 <w:i w:val="false"/>
                 <w:iCs w:val="false"/>
                 <w:color w:val="444444"/>
-                <w:sz w:val="20"/>
-                <w:szCs w:val="20"/>
+                <w:sz w:val="19"/>
+                <w:szCs w:val="19"/>
               </w:rPr>
               <w:t xml:space="preserve">to get a sense of</w:t>
             </w:r>
@@ -1045,24 +1125,24 @@
           <w:tcPr>
             <w:tcW w:type="dxa" w:w="2000"/>
             <w:tcMar>
-              <w:top w:type="dxa" w:w="90"/>
-              <w:left w:type="dxa" w:w="120"/>
-              <w:bottom w:type="dxa" w:w="90"/>
-              <w:right w:type="dxa" w:w="120"/>
-            </w:tcMar>
-            <w:vAlign w:val="center"/>
-          </w:tcPr>
-          <w:p>
-            <w:r>
-              <w:rPr>
-                <w:rFonts w:ascii="Calibri" w:cs="Calibri" w:eastAsia="Calibri" w:hAnsi="Calibri"/>
-                <w:b w:val="false"/>
-                <w:bCs w:val="false"/>
-                <w:i w:val="false"/>
-                <w:iCs w:val="false"/>
-                <w:color w:val="444444"/>
-                <w:sz w:val="20"/>
-                <w:szCs w:val="20"/>
+              <w:top w:type="dxa" w:w="70"/>
+              <w:left w:type="dxa" w:w="110"/>
+              <w:bottom w:type="dxa" w:w="70"/>
+              <w:right w:type="dxa" w:w="110"/>
+            </w:tcMar>
+            <w:vAlign w:val="center"/>
+          </w:tcPr>
+          <w:p>
+            <w:r>
+              <w:rPr>
+                <w:rFonts w:ascii="Calibri" w:cs="Calibri" w:eastAsia="Calibri" w:hAnsi="Calibri"/>
+                <w:b w:val="false"/>
+                <w:bCs w:val="false"/>
+                <w:i w:val="false"/>
+                <w:iCs w:val="false"/>
+                <w:color w:val="444444"/>
+                <w:sz w:val="19"/>
+                <w:szCs w:val="19"/>
               </w:rPr>
               <w:t xml:space="preserve">ter uma noção de</w:t>
             </w:r>
@@ -1072,10 +1152,10 @@
           <w:tcPr>
             <w:tcW w:type="dxa" w:w="4600"/>
             <w:tcMar>
-              <w:top w:type="dxa" w:w="90"/>
-              <w:left w:type="dxa" w:w="120"/>
-              <w:bottom w:type="dxa" w:w="90"/>
-              <w:right w:type="dxa" w:w="120"/>
+              <w:top w:type="dxa" w:w="70"/>
+              <w:left w:type="dxa" w:w="110"/>
+              <w:bottom w:type="dxa" w:w="70"/>
+              <w:right w:type="dxa" w:w="110"/>
             </w:tcMar>
             <w:vAlign w:val="center"/>
           </w:tcPr>
@@ -1088,8 +1168,8 @@
                 <w:i/>
                 <w:iCs/>
                 <w:color w:val="444444"/>
-                <w:sz w:val="20"/>
-                <w:szCs w:val="20"/>
+                <w:sz w:val="19"/>
+                <w:szCs w:val="19"/>
               </w:rPr>
               <w:t xml:space="preserve">I want to get a sense of how feedback is handled here.</w:t>
             </w:r>
@@ -1101,10 +1181,10 @@
           <w:tcPr>
             <w:tcW w:type="dxa" w:w="2600"/>
             <w:tcMar>
-              <w:top w:type="dxa" w:w="90"/>
-              <w:left w:type="dxa" w:w="120"/>
-              <w:bottom w:type="dxa" w:w="90"/>
-              <w:right w:type="dxa" w:w="120"/>
+              <w:top w:type="dxa" w:w="70"/>
+              <w:left w:type="dxa" w:w="110"/>
+              <w:bottom w:type="dxa" w:w="70"/>
+              <w:right w:type="dxa" w:w="110"/>
             </w:tcMar>
             <w:vAlign w:val="center"/>
           </w:tcPr>
@@ -1117,8 +1197,8 @@
                 <w:i w:val="false"/>
                 <w:iCs w:val="false"/>
                 <w:color w:val="444444"/>
-                <w:sz w:val="20"/>
-                <w:szCs w:val="20"/>
+                <w:sz w:val="19"/>
+                <w:szCs w:val="19"/>
               </w:rPr>
               <w:t xml:space="preserve">follow-up question</w:t>
             </w:r>
@@ -1128,24 +1208,24 @@
           <w:tcPr>
             <w:tcW w:type="dxa" w:w="2000"/>
             <w:tcMar>
-              <w:top w:type="dxa" w:w="90"/>
-              <w:left w:type="dxa" w:w="120"/>
-              <w:bottom w:type="dxa" w:w="90"/>
-              <w:right w:type="dxa" w:w="120"/>
-            </w:tcMar>
-            <w:vAlign w:val="center"/>
-          </w:tcPr>
-          <w:p>
-            <w:r>
-              <w:rPr>
-                <w:rFonts w:ascii="Calibri" w:cs="Calibri" w:eastAsia="Calibri" w:hAnsi="Calibri"/>
-                <w:b w:val="false"/>
-                <w:bCs w:val="false"/>
-                <w:i w:val="false"/>
-                <w:iCs w:val="false"/>
-                <w:color w:val="444444"/>
-                <w:sz w:val="20"/>
-                <w:szCs w:val="20"/>
+              <w:top w:type="dxa" w:w="70"/>
+              <w:left w:type="dxa" w:w="110"/>
+              <w:bottom w:type="dxa" w:w="70"/>
+              <w:right w:type="dxa" w:w="110"/>
+            </w:tcMar>
+            <w:vAlign w:val="center"/>
+          </w:tcPr>
+          <w:p>
+            <w:r>
+              <w:rPr>
+                <w:rFonts w:ascii="Calibri" w:cs="Calibri" w:eastAsia="Calibri" w:hAnsi="Calibri"/>
+                <w:b w:val="false"/>
+                <w:bCs w:val="false"/>
+                <w:i w:val="false"/>
+                <w:iCs w:val="false"/>
+                <w:color w:val="444444"/>
+                <w:sz w:val="19"/>
+                <w:szCs w:val="19"/>
               </w:rPr>
               <w:t xml:space="preserve">pergunta de continuidade</w:t>
             </w:r>
@@ -1155,10 +1235,10 @@
           <w:tcPr>
             <w:tcW w:type="dxa" w:w="4600"/>
             <w:tcMar>
-              <w:top w:type="dxa" w:w="90"/>
-              <w:left w:type="dxa" w:w="120"/>
-              <w:bottom w:type="dxa" w:w="90"/>
-              <w:right w:type="dxa" w:w="120"/>
+              <w:top w:type="dxa" w:w="70"/>
+              <w:left w:type="dxa" w:w="110"/>
+              <w:bottom w:type="dxa" w:w="70"/>
+              <w:right w:type="dxa" w:w="110"/>
             </w:tcMar>
             <w:vAlign w:val="center"/>
           </w:tcPr>
@@ -1171,8 +1251,8 @@
                 <w:i/>
                 <w:iCs/>
                 <w:color w:val="444444"/>
-                <w:sz w:val="20"/>
-                <w:szCs w:val="20"/>
+                <w:sz w:val="19"/>
+                <w:szCs w:val="19"/>
               </w:rPr>
               <w:t xml:space="preserve">That answer led to a great follow-up question.</w:t>
             </w:r>
@@ -1184,10 +1264,10 @@
           <w:tcPr>
             <w:tcW w:type="dxa" w:w="2600"/>
             <w:tcMar>
-              <w:top w:type="dxa" w:w="90"/>
-              <w:left w:type="dxa" w:w="120"/>
-              <w:bottom w:type="dxa" w:w="90"/>
-              <w:right w:type="dxa" w:w="120"/>
+              <w:top w:type="dxa" w:w="70"/>
+              <w:left w:type="dxa" w:w="110"/>
+              <w:bottom w:type="dxa" w:w="70"/>
+              <w:right w:type="dxa" w:w="110"/>
             </w:tcMar>
             <w:vAlign w:val="center"/>
           </w:tcPr>
@@ -1200,8 +1280,8 @@
                 <w:i w:val="false"/>
                 <w:iCs w:val="false"/>
                 <w:color w:val="444444"/>
-                <w:sz w:val="20"/>
-                <w:szCs w:val="20"/>
+                <w:sz w:val="19"/>
+                <w:szCs w:val="19"/>
               </w:rPr>
               <w:t xml:space="preserve">to leave a good impression</w:t>
             </w:r>
@@ -1211,24 +1291,24 @@
           <w:tcPr>
             <w:tcW w:type="dxa" w:w="2000"/>
             <w:tcMar>
-              <w:top w:type="dxa" w:w="90"/>
-              <w:left w:type="dxa" w:w="120"/>
-              <w:bottom w:type="dxa" w:w="90"/>
-              <w:right w:type="dxa" w:w="120"/>
-            </w:tcMar>
-            <w:vAlign w:val="center"/>
-          </w:tcPr>
-          <w:p>
-            <w:r>
-              <w:rPr>
-                <w:rFonts w:ascii="Calibri" w:cs="Calibri" w:eastAsia="Calibri" w:hAnsi="Calibri"/>
-                <w:b w:val="false"/>
-                <w:bCs w:val="false"/>
-                <w:i w:val="false"/>
-                <w:iCs w:val="false"/>
-                <w:color w:val="444444"/>
-                <w:sz w:val="20"/>
-                <w:szCs w:val="20"/>
+              <w:top w:type="dxa" w:w="70"/>
+              <w:left w:type="dxa" w:w="110"/>
+              <w:bottom w:type="dxa" w:w="70"/>
+              <w:right w:type="dxa" w:w="110"/>
+            </w:tcMar>
+            <w:vAlign w:val="center"/>
+          </w:tcPr>
+          <w:p>
+            <w:r>
+              <w:rPr>
+                <w:rFonts w:ascii="Calibri" w:cs="Calibri" w:eastAsia="Calibri" w:hAnsi="Calibri"/>
+                <w:b w:val="false"/>
+                <w:bCs w:val="false"/>
+                <w:i w:val="false"/>
+                <w:iCs w:val="false"/>
+                <w:color w:val="444444"/>
+                <w:sz w:val="19"/>
+                <w:szCs w:val="19"/>
               </w:rPr>
               <w:t xml:space="preserve">deixar uma boa impressão</w:t>
             </w:r>
@@ -1238,10 +1318,10 @@
           <w:tcPr>
             <w:tcW w:type="dxa" w:w="4600"/>
             <w:tcMar>
-              <w:top w:type="dxa" w:w="90"/>
-              <w:left w:type="dxa" w:w="120"/>
-              <w:bottom w:type="dxa" w:w="90"/>
-              <w:right w:type="dxa" w:w="120"/>
+              <w:top w:type="dxa" w:w="70"/>
+              <w:left w:type="dxa" w:w="110"/>
+              <w:bottom w:type="dxa" w:w="70"/>
+              <w:right w:type="dxa" w:w="110"/>
             </w:tcMar>
             <w:vAlign w:val="center"/>
           </w:tcPr>
@@ -1254,8 +1334,8 @@
                 <w:i/>
                 <w:iCs/>
                 <w:color w:val="444444"/>
-                <w:sz w:val="20"/>
-                <w:szCs w:val="20"/>
+                <w:sz w:val="19"/>
+                <w:szCs w:val="19"/>
               </w:rPr>
               <w:t xml:space="preserve">A thoughtful question can really leave a good impression.</w:t>
             </w:r>
@@ -1266,7 +1346,7 @@
     <w:p>
       <w:pPr>
         <w:shd w:fill="178A6D" w:val="clear"/>
-        <w:spacing w:after="150" w:before="500"/>
+        <w:spacing w:after="110" w:before="340"/>
       </w:pPr>
       <w:r>
         <w:rPr>
@@ -1274,8 +1354,8 @@
           <w:b/>
           <w:bCs/>
           <w:color w:val="FFFFFF"/>
-          <w:sz w:val="20"/>
-          <w:szCs w:val="20"/>
+          <w:sz w:val="18"/>
+          <w:szCs w:val="18"/>
         </w:rPr>
         <w:t xml:space="preserve">  ETAPA 2  </w:t>
       </w:r>
@@ -1285,10 +1365,22 @@
           <w:b/>
           <w:bCs/>
           <w:color w:val="FFFFFF"/>
-          <w:sz w:val="24"/>
-          <w:szCs w:val="24"/>
+          <w:sz w:val="23"/>
+          <w:szCs w:val="23"/>
         </w:rPr>
         <w:t xml:space="preserve">   Leitura com Orientação de Estudo</w:t>
+      </w:r>
+      <w:r>
+        <w:rPr>
+          <w:rFonts w:ascii="Calibri" w:cs="Calibri" w:eastAsia="Calibri" w:hAnsi="Calibri"/>
+          <w:i/>
+          <w:iCs/>
+          <w:color w:val="D8E7F2"/>
+          <w:sz w:val="17"/>
+          <w:szCs w:val="17"/>
+        </w:rPr>
+        <w:br/>
+        <w:t xml:space="preserve">   Guided Reading</w:t>
       </w:r>
     </w:p>
     <w:tbl>
@@ -1311,15 +1403,15 @@
           <w:tcPr>
             <w:shd w:fill="E9F5F1" w:val="clear"/>
             <w:tcMar>
-              <w:top w:type="dxa" w:w="150"/>
-              <w:left w:type="dxa" w:w="200"/>
-              <w:bottom w:type="dxa" w:w="150"/>
-              <w:right w:type="dxa" w:w="200"/>
+              <w:top w:type="dxa" w:w="110"/>
+              <w:left w:type="dxa" w:w="180"/>
+              <w:bottom w:type="dxa" w:w="110"/>
+              <w:right w:type="dxa" w:w="180"/>
             </w:tcMar>
           </w:tcPr>
           <w:p>
             <w:pPr>
-              <w:spacing w:after="80"/>
+              <w:spacing w:after="60"/>
             </w:pPr>
             <w:r>
               <w:rPr>
@@ -1327,50 +1419,50 @@
                 <w:b/>
                 <w:bCs/>
                 <w:color w:val="178A6D"/>
-                <w:sz w:val="21"/>
-                <w:szCs w:val="21"/>
+                <w:sz w:val="20"/>
+                <w:szCs w:val="20"/>
               </w:rPr>
               <w:t xml:space="preserve">Como ler este texto</w:t>
             </w:r>
           </w:p>
           <w:p>
             <w:pPr>
-              <w:spacing w:after="60"/>
+              <w:spacing w:after="40"/>
             </w:pPr>
             <w:r>
               <w:rPr>
                 <w:rFonts w:ascii="Calibri" w:cs="Calibri" w:eastAsia="Calibri" w:hAnsi="Calibri"/>
                 <w:color w:val="444444"/>
-                <w:sz w:val="21"/>
-                <w:szCs w:val="21"/>
-              </w:rPr>
-              <w:t xml:space="preserve">1) Leia uma vez, rápido, só para captar a ideia geral — sem parar no que não entender.</w:t>
+                <w:sz w:val="20"/>
+                <w:szCs w:val="20"/>
+              </w:rPr>
+              <w:t xml:space="preserve">1) Leia uma vez, rápido, só para captar a ideia geral, sem parar no que não entender.</w:t>
             </w:r>
           </w:p>
           <w:p>
             <w:pPr>
-              <w:spacing w:after="60"/>
+              <w:spacing w:after="40"/>
             </w:pPr>
             <w:r>
               <w:rPr>
                 <w:rFonts w:ascii="Calibri" w:cs="Calibri" w:eastAsia="Calibri" w:hAnsi="Calibri"/>
                 <w:color w:val="444444"/>
-                <w:sz w:val="21"/>
-                <w:szCs w:val="21"/>
+                <w:sz w:val="20"/>
+                <w:szCs w:val="20"/>
               </w:rPr>
               <w:t xml:space="preserve">2) Leia de novo e grife toda expressão da Etapa 1 que aparecer no texto.</w:t>
             </w:r>
           </w:p>
           <w:p>
             <w:pPr>
-              <w:spacing w:after="60"/>
+              <w:spacing w:after="40"/>
             </w:pPr>
             <w:r>
               <w:rPr>
                 <w:rFonts w:ascii="Calibri" w:cs="Calibri" w:eastAsia="Calibri" w:hAnsi="Calibri"/>
                 <w:color w:val="444444"/>
-                <w:sz w:val="21"/>
-                <w:szCs w:val="21"/>
+                <w:sz w:val="20"/>
+                <w:szCs w:val="20"/>
               </w:rPr>
               <w:t xml:space="preserve">3) Releia em voz alta, como se você estivesse contando essa história sobre você mesmo.</w:t>
             </w:r>
@@ -1380,7 +1472,7 @@
     </w:tbl>
     <w:p>
       <w:pPr>
-        <w:spacing w:after="160" w:line="300"/>
+        <w:spacing w:after="120" w:line="276"/>
       </w:pPr>
       <w:r>
         <w:rPr>
@@ -1390,15 +1482,15 @@
           <w:i w:val="false"/>
           <w:iCs w:val="false"/>
           <w:color w:val="444444"/>
-          <w:sz w:val="22"/>
-          <w:szCs w:val="22"/>
+          <w:sz w:val="21"/>
+          <w:szCs w:val="21"/>
         </w:rPr>
         <w:t xml:space="preserve">"The Questions You Ask Are Also Being Evaluated"</w:t>
       </w:r>
     </w:p>
     <w:p>
       <w:pPr>
-        <w:spacing w:after="160" w:line="300"/>
+        <w:spacing w:after="120" w:line="276"/>
       </w:pPr>
       <w:r>
         <w:rPr>
@@ -1408,15 +1500,15 @@
           <w:i w:val="false"/>
           <w:iCs w:val="false"/>
           <w:color w:val="444444"/>
-          <w:sz w:val="22"/>
-          <w:szCs w:val="22"/>
-        </w:rPr>
-        <w:t xml:space="preserve">Candidates often treat "do you have any questions?" as a formality to survive, asking something generic like "what's the culture like?" In reality, this moment is one of the few in an interview where you're fully in control of the topic — and interviewers notice.</w:t>
-      </w:r>
-    </w:p>
-    <w:p>
-      <w:pPr>
-        <w:spacing w:after="160" w:line="300"/>
+          <w:sz w:val="21"/>
+          <w:szCs w:val="21"/>
+        </w:rPr>
+        <w:t xml:space="preserve">Candidates often treat "do you have any questions?" as a formality to survive, asking something generic like "what's the culture like?" In reality, this moment is one of the few in an interview where you're fully in control of the topic, and interviewers notice.</w:t>
+      </w:r>
+    </w:p>
+    <w:p>
+      <w:pPr>
+        <w:spacing w:after="120" w:line="276"/>
       </w:pPr>
       <w:r>
         <w:rPr>
@@ -1426,15 +1518,15 @@
           <w:i w:val="false"/>
           <w:iCs w:val="false"/>
           <w:color w:val="444444"/>
-          <w:sz w:val="22"/>
-          <w:szCs w:val="22"/>
+          <w:sz w:val="21"/>
+          <w:szCs w:val="21"/>
         </w:rPr>
         <w:t xml:space="preserve">Insightful questions tend to probe for real information: "What does success look like in this role after six months?" or "How does the team typically handle disagreement on priorities?" These reveal more than surface-level culture questions, and they subtly signal that you're thinking seriously about the fit, not just trying to get an offer.</w:t>
       </w:r>
     </w:p>
     <w:p>
       <w:pPr>
-        <w:spacing w:after="160" w:line="300"/>
+        <w:spacing w:after="120" w:line="276"/>
       </w:pPr>
       <w:r>
         <w:rPr>
@@ -1444,16 +1536,16 @@
           <w:i w:val="false"/>
           <w:iCs w:val="false"/>
           <w:color w:val="444444"/>
-          <w:sz w:val="22"/>
-          <w:szCs w:val="22"/>
-        </w:rPr>
-        <w:t xml:space="preserve">It's also completely appropriate to gauge for red flags here: a vague or uncomfortable answer to "how has this role's turnover looked recently?" tells you something real. Asking sharp questions isn't aggressive — it shows you're evaluating the job as seriously as they're evaluating you.</w:t>
+          <w:sz w:val="21"/>
+          <w:szCs w:val="21"/>
+        </w:rPr>
+        <w:t xml:space="preserve">It's also completely appropriate to gauge for red flags here: a vague or uncomfortable answer to "how has this role's turnover looked recently?" tells you something real. Asking sharp questions isn't aggressive, it shows you're evaluating the job as seriously as they're evaluating you.</w:t>
       </w:r>
     </w:p>
     <w:p>
       <w:pPr>
         <w:shd w:fill="7D5BA6" w:val="clear"/>
-        <w:spacing w:after="150" w:before="500"/>
+        <w:spacing w:after="110" w:before="340"/>
       </w:pPr>
       <w:r>
         <w:rPr>
@@ -1461,8 +1553,8 @@
           <w:b/>
           <w:bCs/>
           <w:color w:val="FFFFFF"/>
-          <w:sz w:val="20"/>
-          <w:szCs w:val="20"/>
+          <w:sz w:val="18"/>
+          <w:szCs w:val="18"/>
         </w:rPr>
         <w:t xml:space="preserve">  ETAPA 3  </w:t>
       </w:r>
@@ -1472,15 +1564,27 @@
           <w:b/>
           <w:bCs/>
           <w:color w:val="FFFFFF"/>
-          <w:sz w:val="24"/>
-          <w:szCs w:val="24"/>
+          <w:sz w:val="23"/>
+          <w:szCs w:val="23"/>
         </w:rPr>
         <w:t xml:space="preserve">   Listening com Suporte em Áudio e Vídeo</w:t>
       </w:r>
-    </w:p>
-    <w:p>
-      <w:pPr>
-        <w:spacing w:after="160" w:line="300"/>
+      <w:r>
+        <w:rPr>
+          <w:rFonts w:ascii="Calibri" w:cs="Calibri" w:eastAsia="Calibri" w:hAnsi="Calibri"/>
+          <w:i/>
+          <w:iCs/>
+          <w:color w:val="D8E7F2"/>
+          <w:sz w:val="17"/>
+          <w:szCs w:val="17"/>
+        </w:rPr>
+        <w:br/>
+        <w:t xml:space="preserve">   Guided Listening</w:t>
+      </w:r>
+    </w:p>
+    <w:p>
+      <w:pPr>
+        <w:spacing w:after="120" w:line="276"/>
       </w:pPr>
       <w:r>
         <w:rPr>
@@ -1490,8 +1594,8 @@
           <w:i w:val="false"/>
           <w:iCs w:val="false"/>
           <w:color w:val="444444"/>
-          <w:sz w:val="22"/>
-          <w:szCs w:val="22"/>
+          <w:sz w:val="21"/>
+          <w:szCs w:val="21"/>
         </w:rPr>
         <w:t xml:space="preserve">Ouça o áudio deste tema (arquivo disponível para download na plataforma: audio/tema-45-asking-smart-questions.mp3) com o roteiro abaixo. Primeiro sem ler, depois acompanhando o texto.</w:t>
       </w:r>
@@ -1516,15 +1620,15 @@
           <w:tcPr>
             <w:shd w:fill="F1ECF7" w:val="clear"/>
             <w:tcMar>
-              <w:top w:type="dxa" w:w="150"/>
-              <w:left w:type="dxa" w:w="200"/>
-              <w:bottom w:type="dxa" w:w="150"/>
-              <w:right w:type="dxa" w:w="200"/>
+              <w:top w:type="dxa" w:w="110"/>
+              <w:left w:type="dxa" w:w="180"/>
+              <w:bottom w:type="dxa" w:w="110"/>
+              <w:right w:type="dxa" w:w="180"/>
             </w:tcMar>
           </w:tcPr>
           <w:p>
             <w:pPr>
-              <w:spacing w:after="80"/>
+              <w:spacing w:after="60"/>
             </w:pPr>
             <w:r>
               <w:rPr>
@@ -1532,38 +1636,38 @@
                 <w:b/>
                 <w:bCs/>
                 <w:color w:val="7D5BA6"/>
-                <w:sz w:val="21"/>
-                <w:szCs w:val="21"/>
+                <w:sz w:val="20"/>
+                <w:szCs w:val="20"/>
               </w:rPr>
               <w:t xml:space="preserve">Roteiro do áudio (Audio Script)</w:t>
             </w:r>
           </w:p>
           <w:p>
             <w:pPr>
-              <w:spacing w:after="60"/>
+              <w:spacing w:after="40"/>
             </w:pPr>
             <w:r>
               <w:rPr>
                 <w:rFonts w:ascii="Calibri" w:cs="Calibri" w:eastAsia="Calibri" w:hAnsi="Calibri"/>
                 <w:color w:val="444444"/>
-                <w:sz w:val="21"/>
-                <w:szCs w:val="21"/>
+                <w:sz w:val="20"/>
+                <w:szCs w:val="20"/>
               </w:rPr>
               <w:t xml:space="preserve">"Do you have any questions for us?"</w:t>
             </w:r>
           </w:p>
           <w:p>
             <w:pPr>
-              <w:spacing w:after="60"/>
+              <w:spacing w:after="40"/>
             </w:pPr>
             <w:r>
               <w:rPr>
                 <w:rFonts w:ascii="Calibri" w:cs="Calibri" w:eastAsia="Calibri" w:hAnsi="Calibri"/>
                 <w:color w:val="444444"/>
-                <w:sz w:val="21"/>
-                <w:szCs w:val="21"/>
-              </w:rPr>
-              <w:t xml:space="preserve">"Yes, actually — what does success look like in this role after the first six months? And separately, how would you describe how the team handles disagreement on priorities?"</w:t>
+                <w:sz w:val="20"/>
+                <w:szCs w:val="20"/>
+              </w:rPr>
+              <w:t xml:space="preserve">"Yes, actually, what does success look like in this role after the first six months? And separately, how would you describe how the team handles disagreement on priorities?"</w:t>
             </w:r>
           </w:p>
         </w:tc>
@@ -1571,7 +1675,7 @@
     </w:tbl>
     <w:p>
       <w:pPr>
-        <w:spacing w:after="160" w:line="300"/>
+        <w:spacing w:after="120" w:line="276"/>
       </w:pPr>
       <w:r>
         <w:rPr>
@@ -1581,16 +1685,16 @@
           <w:i w:val="false"/>
           <w:iCs w:val="false"/>
           <w:color w:val="444444"/>
-          <w:sz w:val="22"/>
-          <w:szCs w:val="22"/>
-        </w:rPr>
-        <w:t xml:space="preserve">Note que as duas perguntas vão além do superficial — uma sobre expectativas concretas, outra sobre dinâmica real de equipe.</w:t>
+          <w:sz w:val="21"/>
+          <w:szCs w:val="21"/>
+        </w:rPr>
+        <w:t xml:space="preserve">Note que as duas perguntas vão além do superficial, uma sobre expectativas concretas, outra sobre dinâmica real de equipe.</w:t>
       </w:r>
     </w:p>
     <w:p>
       <w:pPr>
         <w:shd w:fill="C9762B" w:val="clear"/>
-        <w:spacing w:after="150" w:before="500"/>
+        <w:spacing w:after="110" w:before="340"/>
       </w:pPr>
       <w:r>
         <w:rPr>
@@ -1598,8 +1702,8 @@
           <w:b/>
           <w:bCs/>
           <w:color w:val="FFFFFF"/>
-          <w:sz w:val="20"/>
-          <w:szCs w:val="20"/>
+          <w:sz w:val="18"/>
+          <w:szCs w:val="18"/>
         </w:rPr>
         <w:t xml:space="preserve">  ETAPA 4  </w:t>
       </w:r>
@@ -1609,15 +1713,27 @@
           <w:b/>
           <w:bCs/>
           <w:color w:val="FFFFFF"/>
-          <w:sz w:val="24"/>
-          <w:szCs w:val="24"/>
+          <w:sz w:val="23"/>
+          <w:szCs w:val="23"/>
         </w:rPr>
         <w:t xml:space="preserve">   Writing como Preparação para a Fala</w:t>
       </w:r>
-    </w:p>
-    <w:p>
-      <w:pPr>
-        <w:spacing w:after="160" w:line="300"/>
+      <w:r>
+        <w:rPr>
+          <w:rFonts w:ascii="Calibri" w:cs="Calibri" w:eastAsia="Calibri" w:hAnsi="Calibri"/>
+          <w:i/>
+          <w:iCs/>
+          <w:color w:val="D8E7F2"/>
+          <w:sz w:val="17"/>
+          <w:szCs w:val="17"/>
+        </w:rPr>
+        <w:br/>
+        <w:t xml:space="preserve">   Writing Before Speaking</w:t>
+      </w:r>
+    </w:p>
+    <w:p>
+      <w:pPr>
+        <w:spacing w:after="120" w:line="276"/>
       </w:pPr>
       <w:r>
         <w:rPr>
@@ -1627,10 +1743,10 @@
           <w:i w:val="false"/>
           <w:iCs w:val="false"/>
           <w:color w:val="444444"/>
-          <w:sz w:val="22"/>
-          <w:szCs w:val="22"/>
-        </w:rPr>
-        <w:t xml:space="preserve">Antes de falar, escreva. Use as perguntas abaixo como guia e escreva de 4 a 6 frases — não precisa ser perfeito, precisa existir no papel primeiro.</w:t>
+          <w:sz w:val="21"/>
+          <w:szCs w:val="21"/>
+        </w:rPr>
+        <w:t xml:space="preserve">Antes de falar, escreva. Use as perguntas abaixo como guia e escreva de 4 a 6 frases: não precisa ser perfeito, precisa existir no papel primeiro.</w:t>
       </w:r>
     </w:p>
     <w:p>
@@ -1640,14 +1756,14 @@
           <w:ilvl w:val="0"/>
           <w:numId w:val="2"/>
         </w:numPr>
-        <w:spacing w:after="140" w:line="280"/>
+        <w:spacing w:after="100" w:line="264"/>
       </w:pPr>
       <w:r>
         <w:rPr>
           <w:rFonts w:ascii="Calibri" w:cs="Calibri" w:eastAsia="Calibri" w:hAnsi="Calibri"/>
           <w:color w:val="13293D"/>
-          <w:sz w:val="22"/>
-          <w:szCs w:val="22"/>
+          <w:sz w:val="21"/>
+          <w:szCs w:val="21"/>
         </w:rPr>
         <w:t xml:space="preserve">Write three smart questions you could ask in your next interview.</w:t>
       </w:r>
@@ -1659,14 +1775,14 @@
           <w:ilvl w:val="0"/>
           <w:numId w:val="2"/>
         </w:numPr>
-        <w:spacing w:after="140" w:line="280"/>
+        <w:spacing w:after="100" w:line="264"/>
       </w:pPr>
       <w:r>
         <w:rPr>
           <w:rFonts w:ascii="Calibri" w:cs="Calibri" w:eastAsia="Calibri" w:hAnsi="Calibri"/>
           <w:color w:val="13293D"/>
-          <w:sz w:val="22"/>
-          <w:szCs w:val="22"/>
+          <w:sz w:val="21"/>
+          <w:szCs w:val="21"/>
         </w:rPr>
         <w:t xml:space="preserve">What's a question that would help you gauge company culture beyond the surface?</w:t>
       </w:r>
@@ -1678,14 +1794,14 @@
           <w:ilvl w:val="0"/>
           <w:numId w:val="2"/>
         </w:numPr>
-        <w:spacing w:after="140" w:line="280"/>
+        <w:spacing w:after="100" w:line="264"/>
       </w:pPr>
       <w:r>
         <w:rPr>
           <w:rFonts w:ascii="Calibri" w:cs="Calibri" w:eastAsia="Calibri" w:hAnsi="Calibri"/>
           <w:color w:val="13293D"/>
-          <w:sz w:val="22"/>
-          <w:szCs w:val="22"/>
+          <w:sz w:val="21"/>
+          <w:szCs w:val="21"/>
         </w:rPr>
         <w:t xml:space="preserve">What's a potential red flag you'd want to probe for in an interview?</w:t>
       </w:r>
@@ -1697,21 +1813,21 @@
           <w:ilvl w:val="0"/>
           <w:numId w:val="2"/>
         </w:numPr>
-        <w:spacing w:after="140" w:line="280"/>
+        <w:spacing w:after="100" w:line="264"/>
       </w:pPr>
       <w:r>
         <w:rPr>
           <w:rFonts w:ascii="Calibri" w:cs="Calibri" w:eastAsia="Calibri" w:hAnsi="Calibri"/>
           <w:color w:val="13293D"/>
-          <w:sz w:val="22"/>
-          <w:szCs w:val="22"/>
+          <w:sz w:val="21"/>
+          <w:szCs w:val="21"/>
         </w:rPr>
         <w:t xml:space="preserve">How would you ask about growth opportunities without sounding overly ambitious?</w:t>
       </w:r>
     </w:p>
     <w:p>
       <w:pPr>
-        <w:spacing w:after="160" w:line="300"/>
+        <w:spacing w:after="120" w:line="276"/>
       </w:pPr>
       <w:r>
         <w:rPr>
@@ -1721,8 +1837,8 @@
           <w:i w:val="false"/>
           <w:iCs w:val="false"/>
           <w:color w:val="444444"/>
-          <w:sz w:val="22"/>
-          <w:szCs w:val="22"/>
+          <w:sz w:val="21"/>
+          <w:szCs w:val="21"/>
         </w:rPr>
         <w:t xml:space="preserve">Espaço para escrever:</w:t>
       </w:r>
@@ -1732,12 +1848,12 @@
         <w:pBdr>
           <w:bottom w:val="single" w:color="C9D6E3" w:sz="4" w:space="4"/>
         </w:pBdr>
-        <w:spacing w:after="220"/>
-      </w:pPr>
-      <w:r>
-        <w:rPr>
-          <w:sz w:val="22"/>
-          <w:szCs w:val="22"/>
+        <w:spacing w:after="160"/>
+      </w:pPr>
+      <w:r>
+        <w:rPr>
+          <w:sz w:val="21"/>
+          <w:szCs w:val="21"/>
         </w:rPr>
         <w:t xml:space="preserve"> </w:t>
       </w:r>
@@ -1747,12 +1863,12 @@
         <w:pBdr>
           <w:bottom w:val="single" w:color="C9D6E3" w:sz="4" w:space="4"/>
         </w:pBdr>
-        <w:spacing w:after="220"/>
-      </w:pPr>
-      <w:r>
-        <w:rPr>
-          <w:sz w:val="22"/>
-          <w:szCs w:val="22"/>
+        <w:spacing w:after="160"/>
+      </w:pPr>
+      <w:r>
+        <w:rPr>
+          <w:sz w:val="21"/>
+          <w:szCs w:val="21"/>
         </w:rPr>
         <w:t xml:space="preserve"> </w:t>
       </w:r>
@@ -1762,12 +1878,12 @@
         <w:pBdr>
           <w:bottom w:val="single" w:color="C9D6E3" w:sz="4" w:space="4"/>
         </w:pBdr>
-        <w:spacing w:after="220"/>
-      </w:pPr>
-      <w:r>
-        <w:rPr>
-          <w:sz w:val="22"/>
-          <w:szCs w:val="22"/>
+        <w:spacing w:after="160"/>
+      </w:pPr>
+      <w:r>
+        <w:rPr>
+          <w:sz w:val="21"/>
+          <w:szCs w:val="21"/>
         </w:rPr>
         <w:t xml:space="preserve"> </w:t>
       </w:r>
@@ -1777,12 +1893,12 @@
         <w:pBdr>
           <w:bottom w:val="single" w:color="C9D6E3" w:sz="4" w:space="4"/>
         </w:pBdr>
-        <w:spacing w:after="220"/>
-      </w:pPr>
-      <w:r>
-        <w:rPr>
-          <w:sz w:val="22"/>
-          <w:szCs w:val="22"/>
+        <w:spacing w:after="160"/>
+      </w:pPr>
+      <w:r>
+        <w:rPr>
+          <w:sz w:val="21"/>
+          <w:szCs w:val="21"/>
         </w:rPr>
         <w:t xml:space="preserve"> </w:t>
       </w:r>
@@ -1792,35 +1908,20 @@
         <w:pBdr>
           <w:bottom w:val="single" w:color="C9D6E3" w:sz="4" w:space="4"/>
         </w:pBdr>
-        <w:spacing w:after="220"/>
-      </w:pPr>
-      <w:r>
-        <w:rPr>
-          <w:sz w:val="22"/>
-          <w:szCs w:val="22"/>
+        <w:spacing w:after="160"/>
+      </w:pPr>
+      <w:r>
+        <w:rPr>
+          <w:sz w:val="21"/>
+          <w:szCs w:val="21"/>
         </w:rPr>
         <w:t xml:space="preserve"> </w:t>
       </w:r>
     </w:p>
     <w:p>
       <w:pPr>
-        <w:pBdr>
-          <w:bottom w:val="single" w:color="C9D6E3" w:sz="4" w:space="4"/>
-        </w:pBdr>
-        <w:spacing w:after="220"/>
-      </w:pPr>
-      <w:r>
-        <w:rPr>
-          <w:sz w:val="22"/>
-          <w:szCs w:val="22"/>
-        </w:rPr>
-        <w:t xml:space="preserve"> </w:t>
-      </w:r>
-    </w:p>
-    <w:p>
-      <w:pPr>
         <w:shd w:fill="B4483A" w:val="clear"/>
-        <w:spacing w:after="150" w:before="500"/>
+        <w:spacing w:after="110" w:before="340"/>
       </w:pPr>
       <w:r>
         <w:rPr>
@@ -1828,8 +1929,8 @@
           <w:b/>
           <w:bCs/>
           <w:color w:val="FFFFFF"/>
-          <w:sz w:val="20"/>
-          <w:szCs w:val="20"/>
+          <w:sz w:val="18"/>
+          <w:szCs w:val="18"/>
         </w:rPr>
         <w:t xml:space="preserve">  ETAPA 5  </w:t>
       </w:r>
@@ -1839,15 +1940,27 @@
           <w:b/>
           <w:bCs/>
           <w:color w:val="FFFFFF"/>
-          <w:sz w:val="24"/>
-          <w:szCs w:val="24"/>
+          <w:sz w:val="23"/>
+          <w:szCs w:val="23"/>
         </w:rPr>
         <w:t xml:space="preserve">   Gramática de Apoio Aplicada à Conversação</w:t>
       </w:r>
-    </w:p>
-    <w:p>
-      <w:pPr>
-        <w:spacing w:after="160" w:line="300"/>
+      <w:r>
+        <w:rPr>
+          <w:rFonts w:ascii="Calibri" w:cs="Calibri" w:eastAsia="Calibri" w:hAnsi="Calibri"/>
+          <w:i/>
+          <w:iCs/>
+          <w:color w:val="D8E7F2"/>
+          <w:sz w:val="17"/>
+          <w:szCs w:val="17"/>
+        </w:rPr>
+        <w:br/>
+        <w:t xml:space="preserve">   Grammar for Conversation</w:t>
+      </w:r>
+    </w:p>
+    <w:p>
+      <w:pPr>
+        <w:spacing w:after="120" w:line="276"/>
       </w:pPr>
       <w:r>
         <w:rPr>
@@ -1857,8 +1970,8 @@
           <w:i w:val="false"/>
           <w:iCs w:val="false"/>
           <w:color w:val="444444"/>
-          <w:sz w:val="22"/>
-          <w:szCs w:val="22"/>
+          <w:sz w:val="21"/>
+          <w:szCs w:val="21"/>
         </w:rPr>
         <w:t xml:space="preserve">Perguntas inteligentes ao entrevistador costumam usar estruturas indiretas e a expressão "What does X look like?".</w:t>
       </w:r>
@@ -1889,10 +2002,10 @@
             <w:tcW w:type="dxa" w:w="2200"/>
             <w:shd w:fill="B4483A" w:val="clear"/>
             <w:tcMar>
-              <w:top w:type="dxa" w:w="100"/>
-              <w:left w:type="dxa" w:w="120"/>
-              <w:bottom w:type="dxa" w:w="100"/>
-              <w:right w:type="dxa" w:w="120"/>
+              <w:top w:type="dxa" w:w="80"/>
+              <w:left w:type="dxa" w:w="110"/>
+              <w:bottom w:type="dxa" w:w="80"/>
+              <w:right w:type="dxa" w:w="110"/>
             </w:tcMar>
             <w:vAlign w:val="center"/>
           </w:tcPr>
@@ -1903,8 +2016,8 @@
                 <w:b/>
                 <w:bCs/>
                 <w:color w:val="FFFFFF"/>
-                <w:sz w:val="20"/>
-                <w:szCs w:val="20"/>
+                <w:sz w:val="19"/>
+                <w:szCs w:val="19"/>
               </w:rPr>
               <w:t xml:space="preserve">Estrutura</w:t>
             </w:r>
@@ -1915,10 +2028,10 @@
             <w:tcW w:type="dxa" w:w="3600"/>
             <w:shd w:fill="B4483A" w:val="clear"/>
             <w:tcMar>
-              <w:top w:type="dxa" w:w="100"/>
-              <w:left w:type="dxa" w:w="120"/>
-              <w:bottom w:type="dxa" w:w="100"/>
-              <w:right w:type="dxa" w:w="120"/>
+              <w:top w:type="dxa" w:w="80"/>
+              <w:left w:type="dxa" w:w="110"/>
+              <w:bottom w:type="dxa" w:w="80"/>
+              <w:right w:type="dxa" w:w="110"/>
             </w:tcMar>
             <w:vAlign w:val="center"/>
           </w:tcPr>
@@ -1929,8 +2042,8 @@
                 <w:b/>
                 <w:bCs/>
                 <w:color w:val="FFFFFF"/>
-                <w:sz w:val="20"/>
-                <w:szCs w:val="20"/>
+                <w:sz w:val="19"/>
+                <w:szCs w:val="19"/>
               </w:rPr>
               <w:t xml:space="preserve">Exemplo (EN)</w:t>
             </w:r>
@@ -1941,10 +2054,10 @@
             <w:tcW w:type="dxa" w:w="3400"/>
             <w:shd w:fill="B4483A" w:val="clear"/>
             <w:tcMar>
-              <w:top w:type="dxa" w:w="100"/>
-              <w:left w:type="dxa" w:w="120"/>
-              <w:bottom w:type="dxa" w:w="100"/>
-              <w:right w:type="dxa" w:w="120"/>
+              <w:top w:type="dxa" w:w="80"/>
+              <w:left w:type="dxa" w:w="110"/>
+              <w:bottom w:type="dxa" w:w="80"/>
+              <w:right w:type="dxa" w:w="110"/>
             </w:tcMar>
             <w:vAlign w:val="center"/>
           </w:tcPr>
@@ -1955,8 +2068,8 @@
                 <w:b/>
                 <w:bCs/>
                 <w:color w:val="FFFFFF"/>
-                <w:sz w:val="20"/>
-                <w:szCs w:val="20"/>
+                <w:sz w:val="19"/>
+                <w:szCs w:val="19"/>
               </w:rPr>
               <w:t xml:space="preserve">Tradução (PT)</w:t>
             </w:r>
@@ -1968,10 +2081,10 @@
           <w:tcPr>
             <w:tcW w:type="dxa" w:w="2200"/>
             <w:tcMar>
-              <w:top w:type="dxa" w:w="90"/>
-              <w:left w:type="dxa" w:w="120"/>
-              <w:bottom w:type="dxa" w:w="90"/>
-              <w:right w:type="dxa" w:w="120"/>
+              <w:top w:type="dxa" w:w="70"/>
+              <w:left w:type="dxa" w:w="110"/>
+              <w:bottom w:type="dxa" w:w="70"/>
+              <w:right w:type="dxa" w:w="110"/>
             </w:tcMar>
             <w:vAlign w:val="center"/>
           </w:tcPr>
@@ -1984,8 +2097,8 @@
                 <w:i w:val="false"/>
                 <w:iCs w:val="false"/>
                 <w:color w:val="444444"/>
-                <w:sz w:val="20"/>
-                <w:szCs w:val="20"/>
+                <w:sz w:val="19"/>
+                <w:szCs w:val="19"/>
               </w:rPr>
               <w:t xml:space="preserve">Pergunta indireta/formal</w:t>
             </w:r>
@@ -1995,10 +2108,10 @@
           <w:tcPr>
             <w:tcW w:type="dxa" w:w="3600"/>
             <w:tcMar>
-              <w:top w:type="dxa" w:w="90"/>
-              <w:left w:type="dxa" w:w="120"/>
-              <w:bottom w:type="dxa" w:w="90"/>
-              <w:right w:type="dxa" w:w="120"/>
+              <w:top w:type="dxa" w:w="70"/>
+              <w:left w:type="dxa" w:w="110"/>
+              <w:bottom w:type="dxa" w:w="70"/>
+              <w:right w:type="dxa" w:w="110"/>
             </w:tcMar>
             <w:vAlign w:val="center"/>
           </w:tcPr>
@@ -2011,8 +2124,8 @@
                 <w:i/>
                 <w:iCs/>
                 <w:color w:val="444444"/>
-                <w:sz w:val="20"/>
-                <w:szCs w:val="20"/>
+                <w:sz w:val="19"/>
+                <w:szCs w:val="19"/>
               </w:rPr>
               <w:t xml:space="preserve">Could you tell me what a typical day looks like in this role?</w:t>
             </w:r>
@@ -2022,24 +2135,24 @@
           <w:tcPr>
             <w:tcW w:type="dxa" w:w="3400"/>
             <w:tcMar>
-              <w:top w:type="dxa" w:w="90"/>
-              <w:left w:type="dxa" w:w="120"/>
-              <w:bottom w:type="dxa" w:w="90"/>
-              <w:right w:type="dxa" w:w="120"/>
-            </w:tcMar>
-            <w:vAlign w:val="center"/>
-          </w:tcPr>
-          <w:p>
-            <w:r>
-              <w:rPr>
-                <w:rFonts w:ascii="Calibri" w:cs="Calibri" w:eastAsia="Calibri" w:hAnsi="Calibri"/>
-                <w:b w:val="false"/>
-                <w:bCs w:val="false"/>
-                <w:i w:val="false"/>
-                <w:iCs w:val="false"/>
-                <w:color w:val="444444"/>
-                <w:sz w:val="20"/>
-                <w:szCs w:val="20"/>
+              <w:top w:type="dxa" w:w="70"/>
+              <w:left w:type="dxa" w:w="110"/>
+              <w:bottom w:type="dxa" w:w="70"/>
+              <w:right w:type="dxa" w:w="110"/>
+            </w:tcMar>
+            <w:vAlign w:val="center"/>
+          </w:tcPr>
+          <w:p>
+            <w:r>
+              <w:rPr>
+                <w:rFonts w:ascii="Calibri" w:cs="Calibri" w:eastAsia="Calibri" w:hAnsi="Calibri"/>
+                <w:b w:val="false"/>
+                <w:bCs w:val="false"/>
+                <w:i w:val="false"/>
+                <w:iCs w:val="false"/>
+                <w:color w:val="444444"/>
+                <w:sz w:val="19"/>
+                <w:szCs w:val="19"/>
               </w:rPr>
               <w:t xml:space="preserve">Forma educada e formal de fazer uma pergunta, muito adequada para entrevistas.</w:t>
             </w:r>
@@ -2051,10 +2164,10 @@
           <w:tcPr>
             <w:tcW w:type="dxa" w:w="2200"/>
             <w:tcMar>
-              <w:top w:type="dxa" w:w="90"/>
-              <w:left w:type="dxa" w:w="120"/>
-              <w:bottom w:type="dxa" w:w="90"/>
-              <w:right w:type="dxa" w:w="120"/>
+              <w:top w:type="dxa" w:w="70"/>
+              <w:left w:type="dxa" w:w="110"/>
+              <w:bottom w:type="dxa" w:w="70"/>
+              <w:right w:type="dxa" w:w="110"/>
             </w:tcMar>
             <w:vAlign w:val="center"/>
           </w:tcPr>
@@ -2067,8 +2180,8 @@
                 <w:i w:val="false"/>
                 <w:iCs w:val="false"/>
                 <w:color w:val="444444"/>
-                <w:sz w:val="20"/>
-                <w:szCs w:val="20"/>
+                <w:sz w:val="19"/>
+                <w:szCs w:val="19"/>
               </w:rPr>
               <w:t xml:space="preserve">What does X look like?</w:t>
             </w:r>
@@ -2078,10 +2191,10 @@
           <w:tcPr>
             <w:tcW w:type="dxa" w:w="3600"/>
             <w:tcMar>
-              <w:top w:type="dxa" w:w="90"/>
-              <w:left w:type="dxa" w:w="120"/>
-              <w:bottom w:type="dxa" w:w="90"/>
-              <w:right w:type="dxa" w:w="120"/>
+              <w:top w:type="dxa" w:w="70"/>
+              <w:left w:type="dxa" w:w="110"/>
+              <w:bottom w:type="dxa" w:w="70"/>
+              <w:right w:type="dxa" w:w="110"/>
             </w:tcMar>
             <w:vAlign w:val="center"/>
           </w:tcPr>
@@ -2094,8 +2207,8 @@
                 <w:i/>
                 <w:iCs/>
                 <w:color w:val="444444"/>
-                <w:sz w:val="20"/>
-                <w:szCs w:val="20"/>
+                <w:sz w:val="19"/>
+                <w:szCs w:val="19"/>
               </w:rPr>
               <w:t xml:space="preserve">What does the onboarding process look like for this team?</w:t>
             </w:r>
@@ -2105,24 +2218,24 @@
           <w:tcPr>
             <w:tcW w:type="dxa" w:w="3400"/>
             <w:tcMar>
-              <w:top w:type="dxa" w:w="90"/>
-              <w:left w:type="dxa" w:w="120"/>
-              <w:bottom w:type="dxa" w:w="90"/>
-              <w:right w:type="dxa" w:w="120"/>
-            </w:tcMar>
-            <w:vAlign w:val="center"/>
-          </w:tcPr>
-          <w:p>
-            <w:r>
-              <w:rPr>
-                <w:rFonts w:ascii="Calibri" w:cs="Calibri" w:eastAsia="Calibri" w:hAnsi="Calibri"/>
-                <w:b w:val="false"/>
-                <w:bCs w:val="false"/>
-                <w:i w:val="false"/>
-                <w:iCs w:val="false"/>
-                <w:color w:val="444444"/>
-                <w:sz w:val="20"/>
-                <w:szCs w:val="20"/>
+              <w:top w:type="dxa" w:w="70"/>
+              <w:left w:type="dxa" w:w="110"/>
+              <w:bottom w:type="dxa" w:w="70"/>
+              <w:right w:type="dxa" w:w="110"/>
+            </w:tcMar>
+            <w:vAlign w:val="center"/>
+          </w:tcPr>
+          <w:p>
+            <w:r>
+              <w:rPr>
+                <w:rFonts w:ascii="Calibri" w:cs="Calibri" w:eastAsia="Calibri" w:hAnsi="Calibri"/>
+                <w:b w:val="false"/>
+                <w:bCs w:val="false"/>
+                <w:i w:val="false"/>
+                <w:iCs w:val="false"/>
+                <w:color w:val="444444"/>
+                <w:sz w:val="19"/>
+                <w:szCs w:val="19"/>
               </w:rPr>
               <w:t xml:space="preserve">Estrutura muito natural para perguntar sobre processos ou expectativas.</w:t>
             </w:r>
@@ -2134,10 +2247,10 @@
           <w:tcPr>
             <w:tcW w:type="dxa" w:w="2200"/>
             <w:tcMar>
-              <w:top w:type="dxa" w:w="90"/>
-              <w:left w:type="dxa" w:w="120"/>
-              <w:bottom w:type="dxa" w:w="90"/>
-              <w:right w:type="dxa" w:w="120"/>
+              <w:top w:type="dxa" w:w="70"/>
+              <w:left w:type="dxa" w:w="110"/>
+              <w:bottom w:type="dxa" w:w="70"/>
+              <w:right w:type="dxa" w:w="110"/>
             </w:tcMar>
             <w:vAlign w:val="center"/>
           </w:tcPr>
@@ -2150,8 +2263,8 @@
                 <w:i w:val="false"/>
                 <w:iCs w:val="false"/>
                 <w:color w:val="444444"/>
-                <w:sz w:val="20"/>
-                <w:szCs w:val="20"/>
+                <w:sz w:val="19"/>
+                <w:szCs w:val="19"/>
               </w:rPr>
               <w:t xml:space="preserve">How would you describe...?</w:t>
             </w:r>
@@ -2161,10 +2274,10 @@
           <w:tcPr>
             <w:tcW w:type="dxa" w:w="3600"/>
             <w:tcMar>
-              <w:top w:type="dxa" w:w="90"/>
-              <w:left w:type="dxa" w:w="120"/>
-              <w:bottom w:type="dxa" w:w="90"/>
-              <w:right w:type="dxa" w:w="120"/>
+              <w:top w:type="dxa" w:w="70"/>
+              <w:left w:type="dxa" w:w="110"/>
+              <w:bottom w:type="dxa" w:w="70"/>
+              <w:right w:type="dxa" w:w="110"/>
             </w:tcMar>
             <w:vAlign w:val="center"/>
           </w:tcPr>
@@ -2177,8 +2290,8 @@
                 <w:i/>
                 <w:iCs/>
                 <w:color w:val="444444"/>
-                <w:sz w:val="20"/>
-                <w:szCs w:val="20"/>
+                <w:sz w:val="19"/>
+                <w:szCs w:val="19"/>
               </w:rPr>
               <w:t xml:space="preserve">How would you describe the team dynamics right now?</w:t>
             </w:r>
@@ -2188,24 +2301,24 @@
           <w:tcPr>
             <w:tcW w:type="dxa" w:w="3400"/>
             <w:tcMar>
-              <w:top w:type="dxa" w:w="90"/>
-              <w:left w:type="dxa" w:w="120"/>
-              <w:bottom w:type="dxa" w:w="90"/>
-              <w:right w:type="dxa" w:w="120"/>
-            </w:tcMar>
-            <w:vAlign w:val="center"/>
-          </w:tcPr>
-          <w:p>
-            <w:r>
-              <w:rPr>
-                <w:rFonts w:ascii="Calibri" w:cs="Calibri" w:eastAsia="Calibri" w:hAnsi="Calibri"/>
-                <w:b w:val="false"/>
-                <w:bCs w:val="false"/>
-                <w:i w:val="false"/>
-                <w:iCs w:val="false"/>
-                <w:color w:val="444444"/>
-                <w:sz w:val="20"/>
-                <w:szCs w:val="20"/>
+              <w:top w:type="dxa" w:w="70"/>
+              <w:left w:type="dxa" w:w="110"/>
+              <w:bottom w:type="dxa" w:w="70"/>
+              <w:right w:type="dxa" w:w="110"/>
+            </w:tcMar>
+            <w:vAlign w:val="center"/>
+          </w:tcPr>
+          <w:p>
+            <w:r>
+              <w:rPr>
+                <w:rFonts w:ascii="Calibri" w:cs="Calibri" w:eastAsia="Calibri" w:hAnsi="Calibri"/>
+                <w:b w:val="false"/>
+                <w:bCs w:val="false"/>
+                <w:i w:val="false"/>
+                <w:iCs w:val="false"/>
+                <w:color w:val="444444"/>
+                <w:sz w:val="19"/>
+                <w:szCs w:val="19"/>
               </w:rPr>
               <w:t xml:space="preserve">Convida o entrevistador a dar uma resposta mais pessoal e reveladora.</w:t>
             </w:r>
@@ -2215,7 +2328,7 @@
     </w:tbl>
     <w:p>
       <w:pPr>
-        <w:spacing w:after="160" w:line="300"/>
+        <w:spacing w:after="120" w:line="276"/>
       </w:pPr>
       <w:r>
         <w:rPr>
@@ -2225,16 +2338,16 @@
           <w:i w:val="false"/>
           <w:iCs w:val="false"/>
           <w:color w:val="444444"/>
-          <w:sz w:val="22"/>
-          <w:szCs w:val="22"/>
-        </w:rPr>
-        <w:t xml:space="preserve">Dica prática: "What does X look like?" é uma das perguntas mais versáteis em inglês profissional — funciona para processos, culturas, expectativas e quase qualquer tema abstrato.</w:t>
+          <w:sz w:val="21"/>
+          <w:szCs w:val="21"/>
+        </w:rPr>
+        <w:t xml:space="preserve">Dica prática: "What does X look like?" é uma das perguntas mais versáteis em inglês profissional, funciona para processos, culturas, expectativas e quase qualquer tema abstrato.</w:t>
       </w:r>
     </w:p>
     <w:p>
       <w:pPr>
         <w:shd w:fill="1690A8" w:val="clear"/>
-        <w:spacing w:after="150" w:before="500"/>
+        <w:spacing w:after="110" w:before="340"/>
       </w:pPr>
       <w:r>
         <w:rPr>
@@ -2242,8 +2355,8 @@
           <w:b/>
           <w:bCs/>
           <w:color w:val="FFFFFF"/>
-          <w:sz w:val="20"/>
-          <w:szCs w:val="20"/>
+          <w:sz w:val="18"/>
+          <w:szCs w:val="18"/>
         </w:rPr>
         <w:t xml:space="preserve">  ETAPA 6  </w:t>
       </w:r>
@@ -2253,15 +2366,27 @@
           <w:b/>
           <w:bCs/>
           <w:color w:val="FFFFFF"/>
-          <w:sz w:val="24"/>
-          <w:szCs w:val="24"/>
-        </w:rPr>
-        <w:t xml:space="preserve">   Speaking — Perguntas Abertas</w:t>
-      </w:r>
-    </w:p>
-    <w:p>
-      <w:pPr>
-        <w:spacing w:after="160" w:line="300"/>
+          <w:sz w:val="23"/>
+          <w:szCs w:val="23"/>
+        </w:rPr>
+        <w:t xml:space="preserve">   Speaking: Perguntas Abertas</w:t>
+      </w:r>
+      <w:r>
+        <w:rPr>
+          <w:rFonts w:ascii="Calibri" w:cs="Calibri" w:eastAsia="Calibri" w:hAnsi="Calibri"/>
+          <w:i/>
+          <w:iCs/>
+          <w:color w:val="D8E7F2"/>
+          <w:sz w:val="17"/>
+          <w:szCs w:val="17"/>
+        </w:rPr>
+        <w:br/>
+        <w:t xml:space="preserve">   Open-Ended Speaking</w:t>
+      </w:r>
+    </w:p>
+    <w:p>
+      <w:pPr>
+        <w:spacing w:after="120" w:line="276"/>
       </w:pPr>
       <w:r>
         <w:rPr>
@@ -2271,10 +2396,10 @@
           <w:i w:val="false"/>
           <w:iCs w:val="false"/>
           <w:color w:val="444444"/>
-          <w:sz w:val="22"/>
-          <w:szCs w:val="22"/>
-        </w:rPr>
-        <w:t xml:space="preserve">Responda em voz alta, gravando se possível. Não vale responder em uma frase só — use o que você escreveu na Etapa 4 como base, mas fale livremente.</w:t>
+          <w:sz w:val="21"/>
+          <w:szCs w:val="21"/>
+        </w:rPr>
+        <w:t xml:space="preserve">Responda em voz alta, gravando se possível. Não vale responder em uma frase só: use o que você escreveu na Etapa 4 como base, mas fale livremente.</w:t>
       </w:r>
     </w:p>
     <w:p>
@@ -2284,14 +2409,14 @@
           <w:ilvl w:val="0"/>
           <w:numId w:val="2"/>
         </w:numPr>
-        <w:spacing w:after="140" w:line="280"/>
+        <w:spacing w:after="100" w:line="264"/>
       </w:pPr>
       <w:r>
         <w:rPr>
           <w:rFonts w:ascii="Calibri" w:cs="Calibri" w:eastAsia="Calibri" w:hAnsi="Calibri"/>
           <w:color w:val="13293D"/>
-          <w:sz w:val="22"/>
-          <w:szCs w:val="22"/>
+          <w:sz w:val="21"/>
+          <w:szCs w:val="21"/>
         </w:rPr>
         <w:t xml:space="preserve">What questions would you ask an interviewer to really gauge team dynamics?</w:t>
       </w:r>
@@ -2303,14 +2428,14 @@
           <w:ilvl w:val="0"/>
           <w:numId w:val="2"/>
         </w:numPr>
-        <w:spacing w:after="140" w:line="280"/>
+        <w:spacing w:after="100" w:line="264"/>
       </w:pPr>
       <w:r>
         <w:rPr>
           <w:rFonts w:ascii="Calibri" w:cs="Calibri" w:eastAsia="Calibri" w:hAnsi="Calibri"/>
           <w:color w:val="13293D"/>
-          <w:sz w:val="22"/>
-          <w:szCs w:val="22"/>
+          <w:sz w:val="21"/>
+          <w:szCs w:val="21"/>
         </w:rPr>
         <w:t xml:space="preserve">How would you ask about growth opportunities without sounding overly ambitious?</w:t>
       </w:r>
@@ -2322,14 +2447,14 @@
           <w:ilvl w:val="0"/>
           <w:numId w:val="2"/>
         </w:numPr>
-        <w:spacing w:after="140" w:line="280"/>
+        <w:spacing w:after="100" w:line="264"/>
       </w:pPr>
       <w:r>
         <w:rPr>
           <w:rFonts w:ascii="Calibri" w:cs="Calibri" w:eastAsia="Calibri" w:hAnsi="Calibri"/>
           <w:color w:val="13293D"/>
-          <w:sz w:val="22"/>
-          <w:szCs w:val="22"/>
+          <w:sz w:val="21"/>
+          <w:szCs w:val="21"/>
         </w:rPr>
         <w:t xml:space="preserve">What's a question you'd ask to probe for potential red flags in a role?</w:t>
       </w:r>
@@ -2341,14 +2466,14 @@
           <w:ilvl w:val="0"/>
           <w:numId w:val="2"/>
         </w:numPr>
-        <w:spacing w:after="140" w:line="280"/>
+        <w:spacing w:after="100" w:line="264"/>
       </w:pPr>
       <w:r>
         <w:rPr>
           <w:rFonts w:ascii="Calibri" w:cs="Calibri" w:eastAsia="Calibri" w:hAnsi="Calibri"/>
           <w:color w:val="13293D"/>
-          <w:sz w:val="22"/>
-          <w:szCs w:val="22"/>
+          <w:sz w:val="21"/>
+          <w:szCs w:val="21"/>
         </w:rPr>
         <w:t xml:space="preserve">How do you decide which questions to prioritize when time is limited at the end?</w:t>
       </w:r>
@@ -2360,14 +2485,14 @@
           <w:ilvl w:val="0"/>
           <w:numId w:val="2"/>
         </w:numPr>
-        <w:spacing w:after="140" w:line="280"/>
+        <w:spacing w:after="100" w:line="264"/>
       </w:pPr>
       <w:r>
         <w:rPr>
           <w:rFonts w:ascii="Calibri" w:cs="Calibri" w:eastAsia="Calibri" w:hAnsi="Calibri"/>
           <w:color w:val="13293D"/>
-          <w:sz w:val="22"/>
-          <w:szCs w:val="22"/>
+          <w:sz w:val="21"/>
+          <w:szCs w:val="21"/>
         </w:rPr>
         <w:t xml:space="preserve">What's the best question an interviewer has ever asked you to answer, in reverse?</w:t>
       </w:r>
@@ -2379,14 +2504,14 @@
           <w:ilvl w:val="0"/>
           <w:numId w:val="2"/>
         </w:numPr>
-        <w:spacing w:after="140" w:line="280"/>
+        <w:spacing w:after="100" w:line="264"/>
       </w:pPr>
       <w:r>
         <w:rPr>
           <w:rFonts w:ascii="Calibri" w:cs="Calibri" w:eastAsia="Calibri" w:hAnsi="Calibri"/>
           <w:color w:val="13293D"/>
-          <w:sz w:val="22"/>
-          <w:szCs w:val="22"/>
+          <w:sz w:val="21"/>
+          <w:szCs w:val="21"/>
         </w:rPr>
         <w:t xml:space="preserve">How do you follow up on a vague or evasive answer from an interviewer?</w:t>
       </w:r>
@@ -2398,14 +2523,14 @@
           <w:ilvl w:val="0"/>
           <w:numId w:val="2"/>
         </w:numPr>
-        <w:spacing w:after="140" w:line="280"/>
+        <w:spacing w:after="100" w:line="264"/>
       </w:pPr>
       <w:r>
         <w:rPr>
           <w:rFonts w:ascii="Calibri" w:cs="Calibri" w:eastAsia="Calibri" w:hAnsi="Calibri"/>
           <w:color w:val="13293D"/>
-          <w:sz w:val="22"/>
-          <w:szCs w:val="22"/>
+          <w:sz w:val="21"/>
+          <w:szCs w:val="21"/>
         </w:rPr>
         <w:t xml:space="preserve">What question would help you understand the decision-making process on a team?</w:t>
       </w:r>
@@ -2417,14 +2542,14 @@
           <w:ilvl w:val="0"/>
           <w:numId w:val="2"/>
         </w:numPr>
-        <w:spacing w:after="140" w:line="280"/>
+        <w:spacing w:after="100" w:line="264"/>
       </w:pPr>
       <w:r>
         <w:rPr>
           <w:rFonts w:ascii="Calibri" w:cs="Calibri" w:eastAsia="Calibri" w:hAnsi="Calibri"/>
           <w:color w:val="13293D"/>
-          <w:sz w:val="22"/>
-          <w:szCs w:val="22"/>
+          <w:sz w:val="21"/>
+          <w:szCs w:val="21"/>
         </w:rPr>
         <w:t xml:space="preserve">How does asking smart questions change the interviewer's impression of you?</w:t>
       </w:r>
@@ -2436,14 +2561,14 @@
           <w:ilvl w:val="0"/>
           <w:numId w:val="2"/>
         </w:numPr>
-        <w:spacing w:after="140" w:line="280"/>
+        <w:spacing w:after="100" w:line="264"/>
       </w:pPr>
       <w:r>
         <w:rPr>
           <w:rFonts w:ascii="Calibri" w:cs="Calibri" w:eastAsia="Calibri" w:hAnsi="Calibri"/>
           <w:color w:val="13293D"/>
-          <w:sz w:val="22"/>
-          <w:szCs w:val="22"/>
+          <w:sz w:val="21"/>
+          <w:szCs w:val="21"/>
         </w:rPr>
         <w:t xml:space="preserve">What's a question you regret not asking in a past interview?</w:t>
       </w:r>
@@ -2455,21 +2580,21 @@
           <w:ilvl w:val="0"/>
           <w:numId w:val="2"/>
         </w:numPr>
-        <w:spacing w:after="140" w:line="280"/>
+        <w:spacing w:after="100" w:line="264"/>
       </w:pPr>
       <w:r>
         <w:rPr>
           <w:rFonts w:ascii="Calibri" w:cs="Calibri" w:eastAsia="Calibri" w:hAnsi="Calibri"/>
           <w:color w:val="13293D"/>
-          <w:sz w:val="22"/>
-          <w:szCs w:val="22"/>
+          <w:sz w:val="21"/>
+          <w:szCs w:val="21"/>
         </w:rPr>
         <w:t xml:space="preserve">How would your questions differ for a startup versus a large established company?</w:t>
       </w:r>
     </w:p>
     <w:p>
       <w:pPr>
-        <w:spacing w:after="160" w:line="300"/>
+        <w:spacing w:after="120" w:line="276"/>
       </w:pPr>
       <w:r>
         <w:rPr>
@@ -2479,8 +2604,8 @@
           <w:i w:val="false"/>
           <w:iCs w:val="false"/>
           <w:color w:val="444444"/>
-          <w:sz w:val="22"/>
-          <w:szCs w:val="22"/>
+          <w:sz w:val="21"/>
+          <w:szCs w:val="21"/>
         </w:rPr>
         <w:t xml:space="preserve">Expressões úteis para esta conversa:</w:t>
       </w:r>
@@ -2492,16 +2617,16 @@
           <w:ilvl w:val="0"/>
           <w:numId w:val="3"/>
         </w:numPr>
-        <w:spacing w:after="80"/>
+        <w:spacing w:after="60"/>
       </w:pPr>
       <w:r>
         <w:rPr>
           <w:rFonts w:ascii="Calibri" w:cs="Calibri" w:eastAsia="Calibri" w:hAnsi="Calibri"/>
           <w:color w:val="444444"/>
-          <w:sz w:val="21"/>
-          <w:szCs w:val="21"/>
-        </w:rPr>
-        <w:t xml:space="preserve">"What does success look like in this role after six months?" — pergunta forte e concreta.</w:t>
+          <w:sz w:val="20"/>
+          <w:szCs w:val="20"/>
+        </w:rPr>
+        <w:t xml:space="preserve">"What does success look like in this role after six months?", pergunta forte e concreta.</w:t>
       </w:r>
     </w:p>
     <w:p>
@@ -2511,16 +2636,16 @@
           <w:ilvl w:val="0"/>
           <w:numId w:val="3"/>
         </w:numPr>
-        <w:spacing w:after="80"/>
+        <w:spacing w:after="60"/>
       </w:pPr>
       <w:r>
         <w:rPr>
           <w:rFonts w:ascii="Calibri" w:cs="Calibri" w:eastAsia="Calibri" w:hAnsi="Calibri"/>
           <w:color w:val="444444"/>
-          <w:sz w:val="21"/>
-          <w:szCs w:val="21"/>
-        </w:rPr>
-        <w:t xml:space="preserve">"How would you describe...?" — para convidar uma resposta pessoal.</w:t>
+          <w:sz w:val="20"/>
+          <w:szCs w:val="20"/>
+        </w:rPr>
+        <w:t xml:space="preserve">"How would you describe...?", para convidar uma resposta pessoal.</w:t>
       </w:r>
     </w:p>
     <w:p>
@@ -2530,16 +2655,16 @@
           <w:ilvl w:val="0"/>
           <w:numId w:val="3"/>
         </w:numPr>
-        <w:spacing w:after="80"/>
+        <w:spacing w:after="60"/>
       </w:pPr>
       <w:r>
         <w:rPr>
           <w:rFonts w:ascii="Calibri" w:cs="Calibri" w:eastAsia="Calibri" w:hAnsi="Calibri"/>
           <w:color w:val="444444"/>
-          <w:sz w:val="21"/>
-          <w:szCs w:val="21"/>
-        </w:rPr>
-        <w:t xml:space="preserve">"I wanted to get a sense of..." — para justificar o motivo da pergunta.</w:t>
+          <w:sz w:val="20"/>
+          <w:szCs w:val="20"/>
+        </w:rPr>
+        <w:t xml:space="preserve">"I wanted to get a sense of...", para justificar o motivo da pergunta.</w:t>
       </w:r>
     </w:p>
     <w:p>
@@ -2549,22 +2674,22 @@
           <w:ilvl w:val="0"/>
           <w:numId w:val="3"/>
         </w:numPr>
-        <w:spacing w:after="80"/>
+        <w:spacing w:after="60"/>
       </w:pPr>
       <w:r>
         <w:rPr>
           <w:rFonts w:ascii="Calibri" w:cs="Calibri" w:eastAsia="Calibri" w:hAnsi="Calibri"/>
           <w:color w:val="444444"/>
-          <w:sz w:val="21"/>
-          <w:szCs w:val="21"/>
-        </w:rPr>
-        <w:t xml:space="preserve">"That's really helpful context, thank you." — para fechar bem após uma resposta.</w:t>
+          <w:sz w:val="20"/>
+          <w:szCs w:val="20"/>
+        </w:rPr>
+        <w:t xml:space="preserve">"That's really helpful context, thank you.", para fechar bem após uma resposta.</w:t>
       </w:r>
     </w:p>
     <w:p>
       <w:pPr>
         <w:shd w:fill="A67C2E" w:val="clear"/>
-        <w:spacing w:after="150" w:before="500"/>
+        <w:spacing w:after="110" w:before="340"/>
       </w:pPr>
       <w:r>
         <w:rPr>
@@ -2572,8 +2697,8 @@
           <w:b/>
           <w:bCs/>
           <w:color w:val="FFFFFF"/>
-          <w:sz w:val="20"/>
-          <w:szCs w:val="20"/>
+          <w:sz w:val="18"/>
+          <w:szCs w:val="18"/>
         </w:rPr>
         <w:t xml:space="preserve">  ETAPA EX  </w:t>
       </w:r>
@@ -2583,15 +2708,27 @@
           <w:b/>
           <w:bCs/>
           <w:color w:val="FFFFFF"/>
-          <w:sz w:val="24"/>
-          <w:szCs w:val="24"/>
+          <w:sz w:val="23"/>
+          <w:szCs w:val="23"/>
         </w:rPr>
         <w:t xml:space="preserve">   Complete com a Palavra Certa</w:t>
       </w:r>
-    </w:p>
-    <w:p>
-      <w:pPr>
-        <w:spacing w:after="160" w:line="300"/>
+      <w:r>
+        <w:rPr>
+          <w:rFonts w:ascii="Calibri" w:cs="Calibri" w:eastAsia="Calibri" w:hAnsi="Calibri"/>
+          <w:i/>
+          <w:iCs/>
+          <w:color w:val="D8E7F2"/>
+          <w:sz w:val="17"/>
+          <w:szCs w:val="17"/>
+        </w:rPr>
+        <w:br/>
+        <w:t xml:space="preserve">   Vocabulary Check</w:t>
+      </w:r>
+    </w:p>
+    <w:p>
+      <w:pPr>
+        <w:spacing w:after="120" w:line="276"/>
       </w:pPr>
       <w:r>
         <w:rPr>
@@ -2601,8 +2738,8 @@
           <w:i w:val="false"/>
           <w:iCs w:val="false"/>
           <w:color w:val="444444"/>
-          <w:sz w:val="22"/>
-          <w:szCs w:val="22"/>
+          <w:sz w:val="21"/>
+          <w:szCs w:val="21"/>
         </w:rPr>
         <w:t xml:space="preserve">Complete cada frase com uma palavra ou expressão da Etapa 1. Gabarito ao final desta seção.</w:t>
       </w:r>
@@ -2614,14 +2751,14 @@
           <w:ilvl w:val="0"/>
           <w:numId w:val="2"/>
         </w:numPr>
-        <w:spacing w:after="140" w:line="280"/>
+        <w:spacing w:after="100" w:line="264"/>
       </w:pPr>
       <w:r>
         <w:rPr>
           <w:rFonts w:ascii="Calibri" w:cs="Calibri" w:eastAsia="Calibri" w:hAnsi="Calibri"/>
           <w:color w:val="13293D"/>
-          <w:sz w:val="22"/>
-          <w:szCs w:val="22"/>
+          <w:sz w:val="21"/>
+          <w:szCs w:val="21"/>
         </w:rPr>
         <w:t xml:space="preserve">This is your chance to ______ a bit and ask questions.</w:t>
       </w:r>
@@ -2633,14 +2770,14 @@
           <w:ilvl w:val="0"/>
           <w:numId w:val="2"/>
         </w:numPr>
-        <w:spacing w:after="140" w:line="280"/>
+        <w:spacing w:after="100" w:line="264"/>
       </w:pPr>
       <w:r>
         <w:rPr>
           <w:rFonts w:ascii="Calibri" w:cs="Calibri" w:eastAsia="Calibri" w:hAnsi="Calibri"/>
           <w:color w:val="13293D"/>
-          <w:sz w:val="22"/>
-          <w:szCs w:val="22"/>
+          <w:sz w:val="21"/>
+          <w:szCs w:val="21"/>
         </w:rPr>
         <w:t xml:space="preserve">An ______ question can leave a strong final impression.</w:t>
       </w:r>
@@ -2652,14 +2789,14 @@
           <w:ilvl w:val="0"/>
           <w:numId w:val="2"/>
         </w:numPr>
-        <w:spacing w:after="140" w:line="280"/>
+        <w:spacing w:after="100" w:line="264"/>
       </w:pPr>
       <w:r>
         <w:rPr>
           <w:rFonts w:ascii="Calibri" w:cs="Calibri" w:eastAsia="Calibri" w:hAnsi="Calibri"/>
           <w:color w:val="13293D"/>
-          <w:sz w:val="22"/>
-          <w:szCs w:val="22"/>
+          <w:sz w:val="21"/>
+          <w:szCs w:val="21"/>
         </w:rPr>
         <w:t xml:space="preserve">A vague answer here can be a ______.</w:t>
       </w:r>
@@ -2671,14 +2808,14 @@
           <w:ilvl w:val="0"/>
           <w:numId w:val="2"/>
         </w:numPr>
-        <w:spacing w:after="140" w:line="280"/>
+        <w:spacing w:after="100" w:line="264"/>
       </w:pPr>
       <w:r>
         <w:rPr>
           <w:rFonts w:ascii="Calibri" w:cs="Calibri" w:eastAsia="Calibri" w:hAnsi="Calibri"/>
           <w:color w:val="13293D"/>
-          <w:sz w:val="22"/>
-          <w:szCs w:val="22"/>
+          <w:sz w:val="21"/>
+          <w:szCs w:val="21"/>
         </w:rPr>
         <w:t xml:space="preserve">I like to ______ a bit on team turnover.</w:t>
       </w:r>
@@ -2690,21 +2827,21 @@
           <w:ilvl w:val="0"/>
           <w:numId w:val="2"/>
         </w:numPr>
-        <w:spacing w:after="140" w:line="280"/>
+        <w:spacing w:after="100" w:line="264"/>
       </w:pPr>
       <w:r>
         <w:rPr>
           <w:rFonts w:ascii="Calibri" w:cs="Calibri" w:eastAsia="Calibri" w:hAnsi="Calibri"/>
           <w:color w:val="13293D"/>
-          <w:sz w:val="22"/>
-          <w:szCs w:val="22"/>
+          <w:sz w:val="21"/>
+          <w:szCs w:val="21"/>
         </w:rPr>
         <w:t xml:space="preserve">What do ______ typically look like here?</w:t>
       </w:r>
     </w:p>
     <w:p>
       <w:pPr>
-        <w:spacing w:after="160" w:line="300"/>
+        <w:spacing w:after="120" w:line="276"/>
       </w:pPr>
       <w:r>
         <w:rPr>
@@ -2714,8 +2851,8 @@
           <w:i/>
           <w:iCs/>
           <w:color w:val="444444"/>
-          <w:sz w:val="22"/>
-          <w:szCs w:val="22"/>
+          <w:sz w:val="21"/>
+          <w:szCs w:val="21"/>
         </w:rPr>
         <w:t xml:space="preserve">Gabarito: 1) turn the tables   2) insightful   3) red flag   4) probe   5) growth opportunities</w:t>
       </w:r>
@@ -2723,7 +2860,7 @@
     <w:p>
       <w:pPr>
         <w:shd w:fill="1B3B57" w:val="clear"/>
-        <w:spacing w:after="150" w:before="500"/>
+        <w:spacing w:after="110" w:before="340"/>
       </w:pPr>
       <w:r>
         <w:rPr>
@@ -2731,8 +2868,8 @@
           <w:b/>
           <w:bCs/>
           <w:color w:val="FFFFFF"/>
-          <w:sz w:val="20"/>
-          <w:szCs w:val="20"/>
+          <w:sz w:val="18"/>
+          <w:szCs w:val="18"/>
         </w:rPr>
         <w:t xml:space="preserve">  ETAPA 7  </w:t>
       </w:r>
@@ -2742,15 +2879,27 @@
           <w:b/>
           <w:bCs/>
           <w:color w:val="FFFFFF"/>
-          <w:sz w:val="24"/>
-          <w:szCs w:val="24"/>
+          <w:sz w:val="23"/>
+          <w:szCs w:val="23"/>
         </w:rPr>
         <w:t xml:space="preserve">   Autoavaliação de Performance</w:t>
       </w:r>
-    </w:p>
-    <w:p>
-      <w:pPr>
-        <w:spacing w:after="160" w:line="300"/>
+      <w:r>
+        <w:rPr>
+          <w:rFonts w:ascii="Calibri" w:cs="Calibri" w:eastAsia="Calibri" w:hAnsi="Calibri"/>
+          <w:i/>
+          <w:iCs/>
+          <w:color w:val="D8E7F2"/>
+          <w:sz w:val="17"/>
+          <w:szCs w:val="17"/>
+        </w:rPr>
+        <w:br/>
+        <w:t xml:space="preserve">   Self-Assessment</w:t>
+      </w:r>
+    </w:p>
+    <w:p>
+      <w:pPr>
+        <w:spacing w:after="120" w:line="276"/>
       </w:pPr>
       <w:r>
         <w:rPr>
@@ -2760,8 +2909,8 @@
           <w:i w:val="false"/>
           <w:iCs w:val="false"/>
           <w:color w:val="444444"/>
-          <w:sz w:val="22"/>
-          <w:szCs w:val="22"/>
+          <w:sz w:val="21"/>
+          <w:szCs w:val="21"/>
         </w:rPr>
         <w:t xml:space="preserve">Antes de marcar este tema como concluído, avalie honestamente como foi sua prática.</w:t>
       </w:r>
@@ -2792,10 +2941,10 @@
             <w:tcW w:type="dxa" w:w="4200"/>
             <w:shd w:fill="1B3B57" w:val="clear"/>
             <w:tcMar>
-              <w:top w:type="dxa" w:w="100"/>
-              <w:left w:type="dxa" w:w="120"/>
-              <w:bottom w:type="dxa" w:w="100"/>
-              <w:right w:type="dxa" w:w="120"/>
+              <w:top w:type="dxa" w:w="80"/>
+              <w:left w:type="dxa" w:w="110"/>
+              <w:bottom w:type="dxa" w:w="80"/>
+              <w:right w:type="dxa" w:w="110"/>
             </w:tcMar>
             <w:vAlign w:val="center"/>
           </w:tcPr>
@@ -2806,8 +2955,8 @@
                 <w:b/>
                 <w:bCs/>
                 <w:color w:val="FFFFFF"/>
-                <w:sz w:val="20"/>
-                <w:szCs w:val="20"/>
+                <w:sz w:val="19"/>
+                <w:szCs w:val="19"/>
               </w:rPr>
               <w:t xml:space="preserve">Critério</w:t>
             </w:r>
@@ -2818,10 +2967,10 @@
             <w:tcW w:type="dxa" w:w="3000"/>
             <w:shd w:fill="1B3B57" w:val="clear"/>
             <w:tcMar>
-              <w:top w:type="dxa" w:w="100"/>
-              <w:left w:type="dxa" w:w="120"/>
-              <w:bottom w:type="dxa" w:w="100"/>
-              <w:right w:type="dxa" w:w="120"/>
+              <w:top w:type="dxa" w:w="80"/>
+              <w:left w:type="dxa" w:w="110"/>
+              <w:bottom w:type="dxa" w:w="80"/>
+              <w:right w:type="dxa" w:w="110"/>
             </w:tcMar>
             <w:vAlign w:val="center"/>
           </w:tcPr>
@@ -2832,8 +2981,8 @@
                 <w:b/>
                 <w:bCs/>
                 <w:color w:val="FFFFFF"/>
-                <w:sz w:val="20"/>
-                <w:szCs w:val="20"/>
+                <w:sz w:val="19"/>
+                <w:szCs w:val="19"/>
               </w:rPr>
               <w:t xml:space="preserve">Como foi?</w:t>
             </w:r>
@@ -2844,10 +2993,10 @@
             <w:tcW w:type="dxa" w:w="2000"/>
             <w:shd w:fill="1B3B57" w:val="clear"/>
             <w:tcMar>
-              <w:top w:type="dxa" w:w="100"/>
-              <w:left w:type="dxa" w:w="120"/>
-              <w:bottom w:type="dxa" w:w="100"/>
-              <w:right w:type="dxa" w:w="120"/>
+              <w:top w:type="dxa" w:w="80"/>
+              <w:left w:type="dxa" w:w="110"/>
+              <w:bottom w:type="dxa" w:w="80"/>
+              <w:right w:type="dxa" w:w="110"/>
             </w:tcMar>
             <w:vAlign w:val="center"/>
           </w:tcPr>
@@ -2858,10 +3007,10 @@
                 <w:b/>
                 <w:bCs/>
                 <w:color w:val="FFFFFF"/>
-                <w:sz w:val="20"/>
-                <w:szCs w:val="20"/>
-              </w:rPr>
-              <w:t xml:space="preserve">Nota (1–5)</w:t>
+                <w:sz w:val="19"/>
+                <w:szCs w:val="19"/>
+              </w:rPr>
+              <w:t xml:space="preserve">Nota (1-5)</w:t>
             </w:r>
           </w:p>
         </w:tc>
@@ -2871,24 +3020,24 @@
           <w:tcPr>
             <w:tcW w:type="dxa" w:w="4200"/>
             <w:tcMar>
-              <w:top w:type="dxa" w:w="90"/>
-              <w:left w:type="dxa" w:w="120"/>
-              <w:bottom w:type="dxa" w:w="90"/>
-              <w:right w:type="dxa" w:w="120"/>
-            </w:tcMar>
-            <w:vAlign w:val="center"/>
-          </w:tcPr>
-          <w:p>
-            <w:r>
-              <w:rPr>
-                <w:rFonts w:ascii="Calibri" w:cs="Calibri" w:eastAsia="Calibri" w:hAnsi="Calibri"/>
-                <w:b w:val="false"/>
-                <w:bCs w:val="false"/>
-                <w:i w:val="false"/>
-                <w:iCs w:val="false"/>
-                <w:color w:val="444444"/>
-                <w:sz w:val="20"/>
-                <w:szCs w:val="20"/>
+              <w:top w:type="dxa" w:w="70"/>
+              <w:left w:type="dxa" w:w="110"/>
+              <w:bottom w:type="dxa" w:w="70"/>
+              <w:right w:type="dxa" w:w="110"/>
+            </w:tcMar>
+            <w:vAlign w:val="center"/>
+          </w:tcPr>
+          <w:p>
+            <w:r>
+              <w:rPr>
+                <w:rFonts w:ascii="Calibri" w:cs="Calibri" w:eastAsia="Calibri" w:hAnsi="Calibri"/>
+                <w:b w:val="false"/>
+                <w:bCs w:val="false"/>
+                <w:i w:val="false"/>
+                <w:iCs w:val="false"/>
+                <w:color w:val="444444"/>
+                <w:sz w:val="19"/>
+                <w:szCs w:val="19"/>
               </w:rPr>
               <w:t xml:space="preserve">Consegui usar o vocabulário novo sem parar para pensar</w:t>
             </w:r>
@@ -2898,24 +3047,24 @@
           <w:tcPr>
             <w:tcW w:type="dxa" w:w="3000"/>
             <w:tcMar>
-              <w:top w:type="dxa" w:w="90"/>
-              <w:left w:type="dxa" w:w="120"/>
-              <w:bottom w:type="dxa" w:w="90"/>
-              <w:right w:type="dxa" w:w="120"/>
-            </w:tcMar>
-            <w:vAlign w:val="center"/>
-          </w:tcPr>
-          <w:p>
-            <w:r>
-              <w:rPr>
-                <w:rFonts w:ascii="Calibri" w:cs="Calibri" w:eastAsia="Calibri" w:hAnsi="Calibri"/>
-                <w:b w:val="false"/>
-                <w:bCs w:val="false"/>
-                <w:i w:val="false"/>
-                <w:iCs w:val="false"/>
-                <w:color w:val="444444"/>
-                <w:sz w:val="20"/>
-                <w:szCs w:val="20"/>
+              <w:top w:type="dxa" w:w="70"/>
+              <w:left w:type="dxa" w:w="110"/>
+              <w:bottom w:type="dxa" w:w="70"/>
+              <w:right w:type="dxa" w:w="110"/>
+            </w:tcMar>
+            <w:vAlign w:val="center"/>
+          </w:tcPr>
+          <w:p>
+            <w:r>
+              <w:rPr>
+                <w:rFonts w:ascii="Calibri" w:cs="Calibri" w:eastAsia="Calibri" w:hAnsi="Calibri"/>
+                <w:b w:val="false"/>
+                <w:bCs w:val="false"/>
+                <w:i w:val="false"/>
+                <w:iCs w:val="false"/>
+                <w:color w:val="444444"/>
+                <w:sz w:val="19"/>
+                <w:szCs w:val="19"/>
               </w:rPr>
               <w:t xml:space="preserve"/>
             </w:r>
@@ -2925,24 +3074,24 @@
           <w:tcPr>
             <w:tcW w:type="dxa" w:w="2000"/>
             <w:tcMar>
-              <w:top w:type="dxa" w:w="90"/>
-              <w:left w:type="dxa" w:w="120"/>
-              <w:bottom w:type="dxa" w:w="90"/>
-              <w:right w:type="dxa" w:w="120"/>
-            </w:tcMar>
-            <w:vAlign w:val="center"/>
-          </w:tcPr>
-          <w:p>
-            <w:r>
-              <w:rPr>
-                <w:rFonts w:ascii="Calibri" w:cs="Calibri" w:eastAsia="Calibri" w:hAnsi="Calibri"/>
-                <w:b w:val="false"/>
-                <w:bCs w:val="false"/>
-                <w:i w:val="false"/>
-                <w:iCs w:val="false"/>
-                <w:color w:val="444444"/>
-                <w:sz w:val="20"/>
-                <w:szCs w:val="20"/>
+              <w:top w:type="dxa" w:w="70"/>
+              <w:left w:type="dxa" w:w="110"/>
+              <w:bottom w:type="dxa" w:w="70"/>
+              <w:right w:type="dxa" w:w="110"/>
+            </w:tcMar>
+            <w:vAlign w:val="center"/>
+          </w:tcPr>
+          <w:p>
+            <w:r>
+              <w:rPr>
+                <w:rFonts w:ascii="Calibri" w:cs="Calibri" w:eastAsia="Calibri" w:hAnsi="Calibri"/>
+                <w:b w:val="false"/>
+                <w:bCs w:val="false"/>
+                <w:i w:val="false"/>
+                <w:iCs w:val="false"/>
+                <w:color w:val="444444"/>
+                <w:sz w:val="19"/>
+                <w:szCs w:val="19"/>
               </w:rPr>
               <w:t xml:space="preserve"/>
             </w:r>
@@ -2954,24 +3103,24 @@
           <w:tcPr>
             <w:tcW w:type="dxa" w:w="4200"/>
             <w:tcMar>
-              <w:top w:type="dxa" w:w="90"/>
-              <w:left w:type="dxa" w:w="120"/>
-              <w:bottom w:type="dxa" w:w="90"/>
-              <w:right w:type="dxa" w:w="120"/>
-            </w:tcMar>
-            <w:vAlign w:val="center"/>
-          </w:tcPr>
-          <w:p>
-            <w:r>
-              <w:rPr>
-                <w:rFonts w:ascii="Calibri" w:cs="Calibri" w:eastAsia="Calibri" w:hAnsi="Calibri"/>
-                <w:b w:val="false"/>
-                <w:bCs w:val="false"/>
-                <w:i w:val="false"/>
-                <w:iCs w:val="false"/>
-                <w:color w:val="444444"/>
-                <w:sz w:val="20"/>
-                <w:szCs w:val="20"/>
+              <w:top w:type="dxa" w:w="70"/>
+              <w:left w:type="dxa" w:w="110"/>
+              <w:bottom w:type="dxa" w:w="70"/>
+              <w:right w:type="dxa" w:w="110"/>
+            </w:tcMar>
+            <w:vAlign w:val="center"/>
+          </w:tcPr>
+          <w:p>
+            <w:r>
+              <w:rPr>
+                <w:rFonts w:ascii="Calibri" w:cs="Calibri" w:eastAsia="Calibri" w:hAnsi="Calibri"/>
+                <w:b w:val="false"/>
+                <w:bCs w:val="false"/>
+                <w:i w:val="false"/>
+                <w:iCs w:val="false"/>
+                <w:color w:val="444444"/>
+                <w:sz w:val="19"/>
+                <w:szCs w:val="19"/>
               </w:rPr>
               <w:t xml:space="preserve">Entendi o áudio/vídeo sem depender da transcrição</w:t>
             </w:r>
@@ -2981,24 +3130,24 @@
           <w:tcPr>
             <w:tcW w:type="dxa" w:w="3000"/>
             <w:tcMar>
-              <w:top w:type="dxa" w:w="90"/>
-              <w:left w:type="dxa" w:w="120"/>
-              <w:bottom w:type="dxa" w:w="90"/>
-              <w:right w:type="dxa" w:w="120"/>
-            </w:tcMar>
-            <w:vAlign w:val="center"/>
-          </w:tcPr>
-          <w:p>
-            <w:r>
-              <w:rPr>
-                <w:rFonts w:ascii="Calibri" w:cs="Calibri" w:eastAsia="Calibri" w:hAnsi="Calibri"/>
-                <w:b w:val="false"/>
-                <w:bCs w:val="false"/>
-                <w:i w:val="false"/>
-                <w:iCs w:val="false"/>
-                <w:color w:val="444444"/>
-                <w:sz w:val="20"/>
-                <w:szCs w:val="20"/>
+              <w:top w:type="dxa" w:w="70"/>
+              <w:left w:type="dxa" w:w="110"/>
+              <w:bottom w:type="dxa" w:w="70"/>
+              <w:right w:type="dxa" w:w="110"/>
+            </w:tcMar>
+            <w:vAlign w:val="center"/>
+          </w:tcPr>
+          <w:p>
+            <w:r>
+              <w:rPr>
+                <w:rFonts w:ascii="Calibri" w:cs="Calibri" w:eastAsia="Calibri" w:hAnsi="Calibri"/>
+                <w:b w:val="false"/>
+                <w:bCs w:val="false"/>
+                <w:i w:val="false"/>
+                <w:iCs w:val="false"/>
+                <w:color w:val="444444"/>
+                <w:sz w:val="19"/>
+                <w:szCs w:val="19"/>
               </w:rPr>
               <w:t xml:space="preserve"/>
             </w:r>
@@ -3008,24 +3157,24 @@
           <w:tcPr>
             <w:tcW w:type="dxa" w:w="2000"/>
             <w:tcMar>
-              <w:top w:type="dxa" w:w="90"/>
-              <w:left w:type="dxa" w:w="120"/>
-              <w:bottom w:type="dxa" w:w="90"/>
-              <w:right w:type="dxa" w:w="120"/>
-            </w:tcMar>
-            <w:vAlign w:val="center"/>
-          </w:tcPr>
-          <w:p>
-            <w:r>
-              <w:rPr>
-                <w:rFonts w:ascii="Calibri" w:cs="Calibri" w:eastAsia="Calibri" w:hAnsi="Calibri"/>
-                <w:b w:val="false"/>
-                <w:bCs w:val="false"/>
-                <w:i w:val="false"/>
-                <w:iCs w:val="false"/>
-                <w:color w:val="444444"/>
-                <w:sz w:val="20"/>
-                <w:szCs w:val="20"/>
+              <w:top w:type="dxa" w:w="70"/>
+              <w:left w:type="dxa" w:w="110"/>
+              <w:bottom w:type="dxa" w:w="70"/>
+              <w:right w:type="dxa" w:w="110"/>
+            </w:tcMar>
+            <w:vAlign w:val="center"/>
+          </w:tcPr>
+          <w:p>
+            <w:r>
+              <w:rPr>
+                <w:rFonts w:ascii="Calibri" w:cs="Calibri" w:eastAsia="Calibri" w:hAnsi="Calibri"/>
+                <w:b w:val="false"/>
+                <w:bCs w:val="false"/>
+                <w:i w:val="false"/>
+                <w:iCs w:val="false"/>
+                <w:color w:val="444444"/>
+                <w:sz w:val="19"/>
+                <w:szCs w:val="19"/>
               </w:rPr>
               <w:t xml:space="preserve"/>
             </w:r>
@@ -3037,24 +3186,24 @@
           <w:tcPr>
             <w:tcW w:type="dxa" w:w="4200"/>
             <w:tcMar>
-              <w:top w:type="dxa" w:w="90"/>
-              <w:left w:type="dxa" w:w="120"/>
-              <w:bottom w:type="dxa" w:w="90"/>
-              <w:right w:type="dxa" w:w="120"/>
-            </w:tcMar>
-            <w:vAlign w:val="center"/>
-          </w:tcPr>
-          <w:p>
-            <w:r>
-              <w:rPr>
-                <w:rFonts w:ascii="Calibri" w:cs="Calibri" w:eastAsia="Calibri" w:hAnsi="Calibri"/>
-                <w:b w:val="false"/>
-                <w:bCs w:val="false"/>
-                <w:i w:val="false"/>
-                <w:iCs w:val="false"/>
-                <w:color w:val="444444"/>
-                <w:sz w:val="20"/>
-                <w:szCs w:val="20"/>
+              <w:top w:type="dxa" w:w="70"/>
+              <w:left w:type="dxa" w:w="110"/>
+              <w:bottom w:type="dxa" w:w="70"/>
+              <w:right w:type="dxa" w:w="110"/>
+            </w:tcMar>
+            <w:vAlign w:val="center"/>
+          </w:tcPr>
+          <w:p>
+            <w:r>
+              <w:rPr>
+                <w:rFonts w:ascii="Calibri" w:cs="Calibri" w:eastAsia="Calibri" w:hAnsi="Calibri"/>
+                <w:b w:val="false"/>
+                <w:bCs w:val="false"/>
+                <w:i w:val="false"/>
+                <w:iCs w:val="false"/>
+                <w:color w:val="444444"/>
+                <w:sz w:val="19"/>
+                <w:szCs w:val="19"/>
               </w:rPr>
               <w:t xml:space="preserve">Escrevi minhas respostas antes de falar</w:t>
             </w:r>
@@ -3064,24 +3213,24 @@
           <w:tcPr>
             <w:tcW w:type="dxa" w:w="3000"/>
             <w:tcMar>
-              <w:top w:type="dxa" w:w="90"/>
-              <w:left w:type="dxa" w:w="120"/>
-              <w:bottom w:type="dxa" w:w="90"/>
-              <w:right w:type="dxa" w:w="120"/>
-            </w:tcMar>
-            <w:vAlign w:val="center"/>
-          </w:tcPr>
-          <w:p>
-            <w:r>
-              <w:rPr>
-                <w:rFonts w:ascii="Calibri" w:cs="Calibri" w:eastAsia="Calibri" w:hAnsi="Calibri"/>
-                <w:b w:val="false"/>
-                <w:bCs w:val="false"/>
-                <w:i w:val="false"/>
-                <w:iCs w:val="false"/>
-                <w:color w:val="444444"/>
-                <w:sz w:val="20"/>
-                <w:szCs w:val="20"/>
+              <w:top w:type="dxa" w:w="70"/>
+              <w:left w:type="dxa" w:w="110"/>
+              <w:bottom w:type="dxa" w:w="70"/>
+              <w:right w:type="dxa" w:w="110"/>
+            </w:tcMar>
+            <w:vAlign w:val="center"/>
+          </w:tcPr>
+          <w:p>
+            <w:r>
+              <w:rPr>
+                <w:rFonts w:ascii="Calibri" w:cs="Calibri" w:eastAsia="Calibri" w:hAnsi="Calibri"/>
+                <w:b w:val="false"/>
+                <w:bCs w:val="false"/>
+                <w:i w:val="false"/>
+                <w:iCs w:val="false"/>
+                <w:color w:val="444444"/>
+                <w:sz w:val="19"/>
+                <w:szCs w:val="19"/>
               </w:rPr>
               <w:t xml:space="preserve"/>
             </w:r>
@@ -3091,24 +3240,24 @@
           <w:tcPr>
             <w:tcW w:type="dxa" w:w="2000"/>
             <w:tcMar>
-              <w:top w:type="dxa" w:w="90"/>
-              <w:left w:type="dxa" w:w="120"/>
-              <w:bottom w:type="dxa" w:w="90"/>
-              <w:right w:type="dxa" w:w="120"/>
-            </w:tcMar>
-            <w:vAlign w:val="center"/>
-          </w:tcPr>
-          <w:p>
-            <w:r>
-              <w:rPr>
-                <w:rFonts w:ascii="Calibri" w:cs="Calibri" w:eastAsia="Calibri" w:hAnsi="Calibri"/>
-                <w:b w:val="false"/>
-                <w:bCs w:val="false"/>
-                <w:i w:val="false"/>
-                <w:iCs w:val="false"/>
-                <w:color w:val="444444"/>
-                <w:sz w:val="20"/>
-                <w:szCs w:val="20"/>
+              <w:top w:type="dxa" w:w="70"/>
+              <w:left w:type="dxa" w:w="110"/>
+              <w:bottom w:type="dxa" w:w="70"/>
+              <w:right w:type="dxa" w:w="110"/>
+            </w:tcMar>
+            <w:vAlign w:val="center"/>
+          </w:tcPr>
+          <w:p>
+            <w:r>
+              <w:rPr>
+                <w:rFonts w:ascii="Calibri" w:cs="Calibri" w:eastAsia="Calibri" w:hAnsi="Calibri"/>
+                <w:b w:val="false"/>
+                <w:bCs w:val="false"/>
+                <w:i w:val="false"/>
+                <w:iCs w:val="false"/>
+                <w:color w:val="444444"/>
+                <w:sz w:val="19"/>
+                <w:szCs w:val="19"/>
               </w:rPr>
               <w:t xml:space="preserve"/>
             </w:r>
@@ -3120,24 +3269,24 @@
           <w:tcPr>
             <w:tcW w:type="dxa" w:w="4200"/>
             <w:tcMar>
-              <w:top w:type="dxa" w:w="90"/>
-              <w:left w:type="dxa" w:w="120"/>
-              <w:bottom w:type="dxa" w:w="90"/>
-              <w:right w:type="dxa" w:w="120"/>
-            </w:tcMar>
-            <w:vAlign w:val="center"/>
-          </w:tcPr>
-          <w:p>
-            <w:r>
-              <w:rPr>
-                <w:rFonts w:ascii="Calibri" w:cs="Calibri" w:eastAsia="Calibri" w:hAnsi="Calibri"/>
-                <w:b w:val="false"/>
-                <w:bCs w:val="false"/>
-                <w:i w:val="false"/>
-                <w:iCs w:val="false"/>
-                <w:color w:val="444444"/>
-                <w:sz w:val="20"/>
-                <w:szCs w:val="20"/>
+              <w:top w:type="dxa" w:w="70"/>
+              <w:left w:type="dxa" w:w="110"/>
+              <w:bottom w:type="dxa" w:w="70"/>
+              <w:right w:type="dxa" w:w="110"/>
+            </w:tcMar>
+            <w:vAlign w:val="center"/>
+          </w:tcPr>
+          <w:p>
+            <w:r>
+              <w:rPr>
+                <w:rFonts w:ascii="Calibri" w:cs="Calibri" w:eastAsia="Calibri" w:hAnsi="Calibri"/>
+                <w:b w:val="false"/>
+                <w:bCs w:val="false"/>
+                <w:i w:val="false"/>
+                <w:iCs w:val="false"/>
+                <w:color w:val="444444"/>
+                <w:sz w:val="19"/>
+                <w:szCs w:val="19"/>
               </w:rPr>
               <w:t xml:space="preserve">Apliquei a estrutura gramatical da etapa 5 corretamente</w:t>
             </w:r>
@@ -3147,24 +3296,24 @@
           <w:tcPr>
             <w:tcW w:type="dxa" w:w="3000"/>
             <w:tcMar>
-              <w:top w:type="dxa" w:w="90"/>
-              <w:left w:type="dxa" w:w="120"/>
-              <w:bottom w:type="dxa" w:w="90"/>
-              <w:right w:type="dxa" w:w="120"/>
-            </w:tcMar>
-            <w:vAlign w:val="center"/>
-          </w:tcPr>
-          <w:p>
-            <w:r>
-              <w:rPr>
-                <w:rFonts w:ascii="Calibri" w:cs="Calibri" w:eastAsia="Calibri" w:hAnsi="Calibri"/>
-                <w:b w:val="false"/>
-                <w:bCs w:val="false"/>
-                <w:i w:val="false"/>
-                <w:iCs w:val="false"/>
-                <w:color w:val="444444"/>
-                <w:sz w:val="20"/>
-                <w:szCs w:val="20"/>
+              <w:top w:type="dxa" w:w="70"/>
+              <w:left w:type="dxa" w:w="110"/>
+              <w:bottom w:type="dxa" w:w="70"/>
+              <w:right w:type="dxa" w:w="110"/>
+            </w:tcMar>
+            <w:vAlign w:val="center"/>
+          </w:tcPr>
+          <w:p>
+            <w:r>
+              <w:rPr>
+                <w:rFonts w:ascii="Calibri" w:cs="Calibri" w:eastAsia="Calibri" w:hAnsi="Calibri"/>
+                <w:b w:val="false"/>
+                <w:bCs w:val="false"/>
+                <w:i w:val="false"/>
+                <w:iCs w:val="false"/>
+                <w:color w:val="444444"/>
+                <w:sz w:val="19"/>
+                <w:szCs w:val="19"/>
               </w:rPr>
               <w:t xml:space="preserve"/>
             </w:r>
@@ -3174,24 +3323,24 @@
           <w:tcPr>
             <w:tcW w:type="dxa" w:w="2000"/>
             <w:tcMar>
-              <w:top w:type="dxa" w:w="90"/>
-              <w:left w:type="dxa" w:w="120"/>
-              <w:bottom w:type="dxa" w:w="90"/>
-              <w:right w:type="dxa" w:w="120"/>
-            </w:tcMar>
-            <w:vAlign w:val="center"/>
-          </w:tcPr>
-          <w:p>
-            <w:r>
-              <w:rPr>
-                <w:rFonts w:ascii="Calibri" w:cs="Calibri" w:eastAsia="Calibri" w:hAnsi="Calibri"/>
-                <w:b w:val="false"/>
-                <w:bCs w:val="false"/>
-                <w:i w:val="false"/>
-                <w:iCs w:val="false"/>
-                <w:color w:val="444444"/>
-                <w:sz w:val="20"/>
-                <w:szCs w:val="20"/>
+              <w:top w:type="dxa" w:w="70"/>
+              <w:left w:type="dxa" w:w="110"/>
+              <w:bottom w:type="dxa" w:w="70"/>
+              <w:right w:type="dxa" w:w="110"/>
+            </w:tcMar>
+            <w:vAlign w:val="center"/>
+          </w:tcPr>
+          <w:p>
+            <w:r>
+              <w:rPr>
+                <w:rFonts w:ascii="Calibri" w:cs="Calibri" w:eastAsia="Calibri" w:hAnsi="Calibri"/>
+                <w:b w:val="false"/>
+                <w:bCs w:val="false"/>
+                <w:i w:val="false"/>
+                <w:iCs w:val="false"/>
+                <w:color w:val="444444"/>
+                <w:sz w:val="19"/>
+                <w:szCs w:val="19"/>
               </w:rPr>
               <w:t xml:space="preserve"/>
             </w:r>
@@ -3203,24 +3352,24 @@
           <w:tcPr>
             <w:tcW w:type="dxa" w:w="4200"/>
             <w:tcMar>
-              <w:top w:type="dxa" w:w="90"/>
-              <w:left w:type="dxa" w:w="120"/>
-              <w:bottom w:type="dxa" w:w="90"/>
-              <w:right w:type="dxa" w:w="120"/>
-            </w:tcMar>
-            <w:vAlign w:val="center"/>
-          </w:tcPr>
-          <w:p>
-            <w:r>
-              <w:rPr>
-                <w:rFonts w:ascii="Calibri" w:cs="Calibri" w:eastAsia="Calibri" w:hAnsi="Calibri"/>
-                <w:b w:val="false"/>
-                <w:bCs w:val="false"/>
-                <w:i w:val="false"/>
-                <w:iCs w:val="false"/>
-                <w:color w:val="444444"/>
-                <w:sz w:val="20"/>
-                <w:szCs w:val="20"/>
+              <w:top w:type="dxa" w:w="70"/>
+              <w:left w:type="dxa" w:w="110"/>
+              <w:bottom w:type="dxa" w:w="70"/>
+              <w:right w:type="dxa" w:w="110"/>
+            </w:tcMar>
+            <w:vAlign w:val="center"/>
+          </w:tcPr>
+          <w:p>
+            <w:r>
+              <w:rPr>
+                <w:rFonts w:ascii="Calibri" w:cs="Calibri" w:eastAsia="Calibri" w:hAnsi="Calibri"/>
+                <w:b w:val="false"/>
+                <w:bCs w:val="false"/>
+                <w:i w:val="false"/>
+                <w:iCs w:val="false"/>
+                <w:color w:val="444444"/>
+                <w:sz w:val="19"/>
+                <w:szCs w:val="19"/>
               </w:rPr>
               <w:t xml:space="preserve">Sustentei minhas respostas por mais de 2 frases</w:t>
             </w:r>
@@ -3230,24 +3379,24 @@
           <w:tcPr>
             <w:tcW w:type="dxa" w:w="3000"/>
             <w:tcMar>
-              <w:top w:type="dxa" w:w="90"/>
-              <w:left w:type="dxa" w:w="120"/>
-              <w:bottom w:type="dxa" w:w="90"/>
-              <w:right w:type="dxa" w:w="120"/>
-            </w:tcMar>
-            <w:vAlign w:val="center"/>
-          </w:tcPr>
-          <w:p>
-            <w:r>
-              <w:rPr>
-                <w:rFonts w:ascii="Calibri" w:cs="Calibri" w:eastAsia="Calibri" w:hAnsi="Calibri"/>
-                <w:b w:val="false"/>
-                <w:bCs w:val="false"/>
-                <w:i w:val="false"/>
-                <w:iCs w:val="false"/>
-                <w:color w:val="444444"/>
-                <w:sz w:val="20"/>
-                <w:szCs w:val="20"/>
+              <w:top w:type="dxa" w:w="70"/>
+              <w:left w:type="dxa" w:w="110"/>
+              <w:bottom w:type="dxa" w:w="70"/>
+              <w:right w:type="dxa" w:w="110"/>
+            </w:tcMar>
+            <w:vAlign w:val="center"/>
+          </w:tcPr>
+          <w:p>
+            <w:r>
+              <w:rPr>
+                <w:rFonts w:ascii="Calibri" w:cs="Calibri" w:eastAsia="Calibri" w:hAnsi="Calibri"/>
+                <w:b w:val="false"/>
+                <w:bCs w:val="false"/>
+                <w:i w:val="false"/>
+                <w:iCs w:val="false"/>
+                <w:color w:val="444444"/>
+                <w:sz w:val="19"/>
+                <w:szCs w:val="19"/>
               </w:rPr>
               <w:t xml:space="preserve"/>
             </w:r>
@@ -3257,24 +3406,24 @@
           <w:tcPr>
             <w:tcW w:type="dxa" w:w="2000"/>
             <w:tcMar>
-              <w:top w:type="dxa" w:w="90"/>
-              <w:left w:type="dxa" w:w="120"/>
-              <w:bottom w:type="dxa" w:w="90"/>
-              <w:right w:type="dxa" w:w="120"/>
-            </w:tcMar>
-            <w:vAlign w:val="center"/>
-          </w:tcPr>
-          <w:p>
-            <w:r>
-              <w:rPr>
-                <w:rFonts w:ascii="Calibri" w:cs="Calibri" w:eastAsia="Calibri" w:hAnsi="Calibri"/>
-                <w:b w:val="false"/>
-                <w:bCs w:val="false"/>
-                <w:i w:val="false"/>
-                <w:iCs w:val="false"/>
-                <w:color w:val="444444"/>
-                <w:sz w:val="20"/>
-                <w:szCs w:val="20"/>
+              <w:top w:type="dxa" w:w="70"/>
+              <w:left w:type="dxa" w:w="110"/>
+              <w:bottom w:type="dxa" w:w="70"/>
+              <w:right w:type="dxa" w:w="110"/>
+            </w:tcMar>
+            <w:vAlign w:val="center"/>
+          </w:tcPr>
+          <w:p>
+            <w:r>
+              <w:rPr>
+                <w:rFonts w:ascii="Calibri" w:cs="Calibri" w:eastAsia="Calibri" w:hAnsi="Calibri"/>
+                <w:b w:val="false"/>
+                <w:bCs w:val="false"/>
+                <w:i w:val="false"/>
+                <w:iCs w:val="false"/>
+                <w:color w:val="444444"/>
+                <w:sz w:val="19"/>
+                <w:szCs w:val="19"/>
               </w:rPr>
               <w:t xml:space="preserve"/>
             </w:r>
@@ -3286,24 +3435,24 @@
           <w:tcPr>
             <w:tcW w:type="dxa" w:w="4200"/>
             <w:tcMar>
-              <w:top w:type="dxa" w:w="90"/>
-              <w:left w:type="dxa" w:w="120"/>
-              <w:bottom w:type="dxa" w:w="90"/>
-              <w:right w:type="dxa" w:w="120"/>
-            </w:tcMar>
-            <w:vAlign w:val="center"/>
-          </w:tcPr>
-          <w:p>
-            <w:r>
-              <w:rPr>
-                <w:rFonts w:ascii="Calibri" w:cs="Calibri" w:eastAsia="Calibri" w:hAnsi="Calibri"/>
-                <w:b w:val="false"/>
-                <w:bCs w:val="false"/>
-                <w:i w:val="false"/>
-                <w:iCs w:val="false"/>
-                <w:color w:val="444444"/>
-                <w:sz w:val="20"/>
-                <w:szCs w:val="20"/>
+              <w:top w:type="dxa" w:w="70"/>
+              <w:left w:type="dxa" w:w="110"/>
+              <w:bottom w:type="dxa" w:w="70"/>
+              <w:right w:type="dxa" w:w="110"/>
+            </w:tcMar>
+            <w:vAlign w:val="center"/>
+          </w:tcPr>
+          <w:p>
+            <w:r>
+              <w:rPr>
+                <w:rFonts w:ascii="Calibri" w:cs="Calibri" w:eastAsia="Calibri" w:hAnsi="Calibri"/>
+                <w:b w:val="false"/>
+                <w:bCs w:val="false"/>
+                <w:i w:val="false"/>
+                <w:iCs w:val="false"/>
+                <w:color w:val="444444"/>
+                <w:sz w:val="19"/>
+                <w:szCs w:val="19"/>
               </w:rPr>
               <w:t xml:space="preserve">Me senti confiante ao falar sobre este tema</w:t>
             </w:r>
@@ -3313,24 +3462,24 @@
           <w:tcPr>
             <w:tcW w:type="dxa" w:w="3000"/>
             <w:tcMar>
-              <w:top w:type="dxa" w:w="90"/>
-              <w:left w:type="dxa" w:w="120"/>
-              <w:bottom w:type="dxa" w:w="90"/>
-              <w:right w:type="dxa" w:w="120"/>
-            </w:tcMar>
-            <w:vAlign w:val="center"/>
-          </w:tcPr>
-          <w:p>
-            <w:r>
-              <w:rPr>
-                <w:rFonts w:ascii="Calibri" w:cs="Calibri" w:eastAsia="Calibri" w:hAnsi="Calibri"/>
-                <w:b w:val="false"/>
-                <w:bCs w:val="false"/>
-                <w:i w:val="false"/>
-                <w:iCs w:val="false"/>
-                <w:color w:val="444444"/>
-                <w:sz w:val="20"/>
-                <w:szCs w:val="20"/>
+              <w:top w:type="dxa" w:w="70"/>
+              <w:left w:type="dxa" w:w="110"/>
+              <w:bottom w:type="dxa" w:w="70"/>
+              <w:right w:type="dxa" w:w="110"/>
+            </w:tcMar>
+            <w:vAlign w:val="center"/>
+          </w:tcPr>
+          <w:p>
+            <w:r>
+              <w:rPr>
+                <w:rFonts w:ascii="Calibri" w:cs="Calibri" w:eastAsia="Calibri" w:hAnsi="Calibri"/>
+                <w:b w:val="false"/>
+                <w:bCs w:val="false"/>
+                <w:i w:val="false"/>
+                <w:iCs w:val="false"/>
+                <w:color w:val="444444"/>
+                <w:sz w:val="19"/>
+                <w:szCs w:val="19"/>
               </w:rPr>
               <w:t xml:space="preserve"/>
             </w:r>
@@ -3340,24 +3489,24 @@
           <w:tcPr>
             <w:tcW w:type="dxa" w:w="2000"/>
             <w:tcMar>
-              <w:top w:type="dxa" w:w="90"/>
-              <w:left w:type="dxa" w:w="120"/>
-              <w:bottom w:type="dxa" w:w="90"/>
-              <w:right w:type="dxa" w:w="120"/>
-            </w:tcMar>
-            <w:vAlign w:val="center"/>
-          </w:tcPr>
-          <w:p>
-            <w:r>
-              <w:rPr>
-                <w:rFonts w:ascii="Calibri" w:cs="Calibri" w:eastAsia="Calibri" w:hAnsi="Calibri"/>
-                <w:b w:val="false"/>
-                <w:bCs w:val="false"/>
-                <w:i w:val="false"/>
-                <w:iCs w:val="false"/>
-                <w:color w:val="444444"/>
-                <w:sz w:val="20"/>
-                <w:szCs w:val="20"/>
+              <w:top w:type="dxa" w:w="70"/>
+              <w:left w:type="dxa" w:w="110"/>
+              <w:bottom w:type="dxa" w:w="70"/>
+              <w:right w:type="dxa" w:w="110"/>
+            </w:tcMar>
+            <w:vAlign w:val="center"/>
+          </w:tcPr>
+          <w:p>
+            <w:r>
+              <w:rPr>
+                <w:rFonts w:ascii="Calibri" w:cs="Calibri" w:eastAsia="Calibri" w:hAnsi="Calibri"/>
+                <w:b w:val="false"/>
+                <w:bCs w:val="false"/>
+                <w:i w:val="false"/>
+                <w:iCs w:val="false"/>
+                <w:color w:val="444444"/>
+                <w:sz w:val="19"/>
+                <w:szCs w:val="19"/>
               </w:rPr>
               <w:t xml:space="preserve"/>
             </w:r>
@@ -3367,7 +3516,7 @@
     </w:tbl>
     <w:p>
       <w:pPr>
-        <w:spacing w:after="160" w:line="300"/>
+        <w:spacing w:after="120" w:line="276"/>
       </w:pPr>
       <w:r>
         <w:rPr>
@@ -3377,8 +3526,8 @@
           <w:i w:val="false"/>
           <w:iCs w:val="false"/>
           <w:color w:val="444444"/>
-          <w:sz w:val="22"/>
-          <w:szCs w:val="22"/>
+          <w:sz w:val="21"/>
+          <w:szCs w:val="21"/>
         </w:rPr>
         <w:t xml:space="preserve">O que travou mais nesta conversa? O que você quer treinar de novo antes de seguir para o próximo tema?</w:t>
       </w:r>
@@ -3388,12 +3537,12 @@
         <w:pBdr>
           <w:bottom w:val="single" w:color="C9D6E3" w:sz="4" w:space="4"/>
         </w:pBdr>
-        <w:spacing w:after="220"/>
-      </w:pPr>
-      <w:r>
-        <w:rPr>
-          <w:sz w:val="22"/>
-          <w:szCs w:val="22"/>
+        <w:spacing w:after="160"/>
+      </w:pPr>
+      <w:r>
+        <w:rPr>
+          <w:sz w:val="21"/>
+          <w:szCs w:val="21"/>
         </w:rPr>
         <w:t xml:space="preserve"> </w:t>
       </w:r>
@@ -3403,34 +3552,19 @@
         <w:pBdr>
           <w:bottom w:val="single" w:color="C9D6E3" w:sz="4" w:space="4"/>
         </w:pBdr>
-        <w:spacing w:after="220"/>
-      </w:pPr>
-      <w:r>
-        <w:rPr>
-          <w:sz w:val="22"/>
-          <w:szCs w:val="22"/>
+        <w:spacing w:after="160"/>
+      </w:pPr>
+      <w:r>
+        <w:rPr>
+          <w:sz w:val="21"/>
+          <w:szCs w:val="21"/>
         </w:rPr>
         <w:t xml:space="preserve"> </w:t>
       </w:r>
     </w:p>
     <w:p>
       <w:pPr>
-        <w:pBdr>
-          <w:bottom w:val="single" w:color="C9D6E3" w:sz="4" w:space="4"/>
-        </w:pBdr>
-        <w:spacing w:after="220"/>
-      </w:pPr>
-      <w:r>
-        <w:rPr>
-          <w:sz w:val="22"/>
-          <w:szCs w:val="22"/>
-        </w:rPr>
-        <w:t xml:space="preserve"> </w:t>
-      </w:r>
-    </w:p>
-    <w:p>
-      <w:pPr>
-        <w:spacing w:before="300"/>
+        <w:spacing w:before="220"/>
         <w:jc w:val="center"/>
       </w:pPr>
       <w:r>
@@ -3439,8 +3573,8 @@
           <w:b/>
           <w:bCs/>
           <w:color w:val="1B3B57"/>
-          <w:sz w:val="21"/>
-          <w:szCs w:val="21"/>
+          <w:sz w:val="20"/>
+          <w:szCs w:val="20"/>
         </w:rPr>
         <w:t xml:space="preserve">Marque este tema como concluído no seu Painel de Evolução e siga para o Tema 46.</w:t>
       </w:r>
@@ -3449,7 +3583,7 @@
       <w:headerReference w:type="default" r:id="rId7"/>
       <w:footerReference w:type="default" r:id="rId8"/>
       <w:pgSz w:w="11906" w:h="16838" w:orient="portrait"/>
-      <w:pgMar w:top="1000" w:right="1100" w:bottom="1000" w:left="1100" w:header="708" w:footer="708" w:gutter="0"/>
+      <w:pgMar w:top="800" w:right="1000" w:bottom="800" w:left="1000" w:header="708" w:footer="708" w:gutter="0"/>
       <w:pgNumType/>
       <w:docGrid w:linePitch="360"/>
     </w:sectPr>
@@ -3511,7 +3645,7 @@
         <w:sz w:val="16"/>
         <w:szCs w:val="16"/>
       </w:rPr>
-      <w:t xml:space="preserve">Bloco 6 — Entrevistas e Recrutamento   |   Página </w:t>
+      <w:t xml:space="preserve">Bloco 6 · Entrevistas e Recrutamento   |   Página </w:t>
     </w:r>
     <w:r>
       <w:rPr>
@@ -3579,7 +3713,7 @@
         <w:sz w:val="16"/>
         <w:szCs w:val="16"/>
       </w:rPr>
-      <w:t xml:space="preserve">English Speaking Practice — Nação Fluente</w:t>
+      <w:t xml:space="preserve">English Speaking Practice · Nação Fluente</w:t>
     </w:r>
   </w:p>
 </w:hdr>

--- a/ebook/output/Tema-45-asking-smart-questions-to-the.docx
+++ b/ebook/output/Tema-45-asking-smart-questions-to-the.docx
@@ -3713,7 +3713,7 @@
         <w:sz w:val="16"/>
         <w:szCs w:val="16"/>
       </w:rPr>
-      <w:t xml:space="preserve">English Speaking Practice · Nação Fluente</w:t>
+      <w:t xml:space="preserve">English Speaking Practice</w:t>
     </w:r>
   </w:p>
 </w:hdr>

--- a/ebook/output/Tema-45-asking-smart-questions-to-the.docx
+++ b/ebook/output/Tema-45-asking-smart-questions-to-the.docx
@@ -1345,6 +1345,24 @@
     </w:tbl>
     <w:p>
       <w:pPr>
+        <w:spacing w:after="120" w:line="276"/>
+      </w:pPr>
+      <w:r>
+        <w:rPr>
+          <w:rFonts w:ascii="Calibri" w:cs="Calibri" w:eastAsia="Calibri" w:hAnsi="Calibri"/>
+          <w:b w:val="false"/>
+          <w:bCs w:val="false"/>
+          <w:i/>
+          <w:iCs/>
+          <w:color w:val="444444"/>
+          <w:sz w:val="21"/>
+          <w:szCs w:val="21"/>
+        </w:rPr>
+        <w:t xml:space="preserve">Áudio com a pronúncia de cada palavra e seu exemplo (arquivo para download na plataforma: audio/tema-45-asking-smart-questions-vocabulario.mp3). Ouça e repita em voz alta.</w:t>
+      </w:r>
+    </w:p>
+    <w:p>
+      <w:pPr>
         <w:shd w:fill="178A6D" w:val="clear"/>
         <w:spacing w:after="110" w:before="340"/>
       </w:pPr>
@@ -1540,6 +1558,24 @@
           <w:szCs w:val="21"/>
         </w:rPr>
         <w:t xml:space="preserve">It's also completely appropriate to gauge for red flags here: a vague or uncomfortable answer to "how has this role's turnover looked recently?" tells you something real. Asking sharp questions isn't aggressive, it shows you're evaluating the job as seriously as they're evaluating you.</w:t>
+      </w:r>
+    </w:p>
+    <w:p>
+      <w:pPr>
+        <w:spacing w:after="120" w:line="276"/>
+      </w:pPr>
+      <w:r>
+        <w:rPr>
+          <w:rFonts w:ascii="Calibri" w:cs="Calibri" w:eastAsia="Calibri" w:hAnsi="Calibri"/>
+          <w:b w:val="false"/>
+          <w:bCs w:val="false"/>
+          <w:i/>
+          <w:iCs/>
+          <w:color w:val="444444"/>
+          <w:sz w:val="21"/>
+          <w:szCs w:val="21"/>
+        </w:rPr>
+        <w:t xml:space="preserve">Áudio com a narração deste texto (arquivo para download na plataforma: audio/tema-45-asking-smart-questions-leitura.mp3). Ouça acompanhando a leitura, depois sem olhar para o texto.</w:t>
       </w:r>
     </w:p>
     <w:p>
@@ -2684,6 +2720,24 @@
           <w:szCs w:val="20"/>
         </w:rPr>
         <w:t xml:space="preserve">"That's really helpful context, thank you.", para fechar bem após uma resposta.</w:t>
+      </w:r>
+    </w:p>
+    <w:p>
+      <w:pPr>
+        <w:spacing w:after="120" w:line="276"/>
+      </w:pPr>
+      <w:r>
+        <w:rPr>
+          <w:rFonts w:ascii="Calibri" w:cs="Calibri" w:eastAsia="Calibri" w:hAnsi="Calibri"/>
+          <w:b w:val="false"/>
+          <w:bCs w:val="false"/>
+          <w:i/>
+          <w:iCs/>
+          <w:color w:val="444444"/>
+          <w:sz w:val="21"/>
+          <w:szCs w:val="21"/>
+        </w:rPr>
+        <w:t xml:space="preserve">Áudio com a pronúncia de cada expressão (arquivo para download na plataforma: audio/tema-45-asking-smart-questions-expressoes.mp3).</w:t>
       </w:r>
     </w:p>
     <w:p>

--- a/ebook/output/Tema-45-asking-smart-questions-to-the.docx
+++ b/ebook/output/Tema-45-asking-smart-questions-to-the.docx
@@ -1358,8 +1358,27 @@
           <w:sz w:val="21"/>
           <w:szCs w:val="21"/>
         </w:rPr>
-        <w:t xml:space="preserve">Áudio com a pronúncia de cada palavra e seu exemplo (arquivo para download na plataforma: audio/tema-45-asking-smart-questions-vocabulario.mp3). Ouça e repita em voz alta.</w:t>
-      </w:r>
+        <w:t xml:space="preserve">Áudio com a pronúncia de cada palavra e seu exemplo. Clique no link abaixo para ouvir e repita em voz alta.</w:t>
+      </w:r>
+    </w:p>
+    <w:p>
+      <w:pPr>
+        <w:spacing w:after="140" w:before="20"/>
+      </w:pPr>
+      <w:hyperlink w:history="1" r:id="rIdk8du61tm0ygzyj6rufug8">
+        <w:r>
+          <w:rPr>
+            <w:rFonts w:ascii="Calibri" w:cs="Calibri" w:eastAsia="Calibri" w:hAnsi="Calibri"/>
+            <w:b/>
+            <w:bCs/>
+            <w:color w:val="1B3B57"/>
+            <w:sz w:val="20"/>
+            <w:szCs w:val="20"/>
+            <w:u w:val="single"/>
+          </w:rPr>
+          <w:t xml:space="preserve">▶ Ouvir o vocabulário deste tema</w:t>
+        </w:r>
+      </w:hyperlink>
     </w:p>
     <w:p>
       <w:pPr>
@@ -1575,8 +1594,27 @@
           <w:sz w:val="21"/>
           <w:szCs w:val="21"/>
         </w:rPr>
-        <w:t xml:space="preserve">Áudio com a narração deste texto (arquivo para download na plataforma: audio/tema-45-asking-smart-questions-leitura.mp3). Ouça acompanhando a leitura, depois sem olhar para o texto.</w:t>
-      </w:r>
+        <w:t xml:space="preserve">Áudio com a narração deste texto. Ouça acompanhando a leitura, depois sem olhar para o texto.</w:t>
+      </w:r>
+    </w:p>
+    <w:p>
+      <w:pPr>
+        <w:spacing w:after="140" w:before="20"/>
+      </w:pPr>
+      <w:hyperlink w:history="1" r:id="rIdshh-aie4_5nfvxxtv7kxe">
+        <w:r>
+          <w:rPr>
+            <w:rFonts w:ascii="Calibri" w:cs="Calibri" w:eastAsia="Calibri" w:hAnsi="Calibri"/>
+            <w:b/>
+            <w:bCs/>
+            <w:color w:val="1B3B57"/>
+            <w:sz w:val="20"/>
+            <w:szCs w:val="20"/>
+            <w:u w:val="single"/>
+          </w:rPr>
+          <w:t xml:space="preserve">▶ Ouvir a leitura deste tema</w:t>
+        </w:r>
+      </w:hyperlink>
     </w:p>
     <w:p>
       <w:pPr>
@@ -1633,8 +1671,27 @@
           <w:sz w:val="21"/>
           <w:szCs w:val="21"/>
         </w:rPr>
-        <w:t xml:space="preserve">Ouça o áudio deste tema (arquivo disponível para download na plataforma: audio/tema-45-asking-smart-questions.mp3) com o roteiro abaixo. Primeiro sem ler, depois acompanhando o texto.</w:t>
-      </w:r>
+        <w:t xml:space="preserve">Ouça o áudio deste tema com o roteiro abaixo. Primeiro sem ler, depois acompanhando o texto.</w:t>
+      </w:r>
+    </w:p>
+    <w:p>
+      <w:pPr>
+        <w:spacing w:after="140" w:before="20"/>
+      </w:pPr>
+      <w:hyperlink w:history="1" r:id="rId0854uvkpldormgvfe5gjs">
+        <w:r>
+          <w:rPr>
+            <w:rFonts w:ascii="Calibri" w:cs="Calibri" w:eastAsia="Calibri" w:hAnsi="Calibri"/>
+            <w:b/>
+            <w:bCs/>
+            <w:color w:val="1B3B57"/>
+            <w:sz w:val="20"/>
+            <w:szCs w:val="20"/>
+            <w:u w:val="single"/>
+          </w:rPr>
+          <w:t xml:space="preserve">▶ Ouvir o diálogo deste tema</w:t>
+        </w:r>
+      </w:hyperlink>
     </w:p>
     <w:tbl>
       <w:tblPr>
@@ -2737,8 +2794,27 @@
           <w:sz w:val="21"/>
           <w:szCs w:val="21"/>
         </w:rPr>
-        <w:t xml:space="preserve">Áudio com a pronúncia de cada expressão (arquivo para download na plataforma: audio/tema-45-asking-smart-questions-expressoes.mp3).</w:t>
-      </w:r>
+        <w:t xml:space="preserve">Áudio com a pronúncia de cada expressão.</w:t>
+      </w:r>
+    </w:p>
+    <w:p>
+      <w:pPr>
+        <w:spacing w:after="140" w:before="20"/>
+      </w:pPr>
+      <w:hyperlink w:history="1" r:id="rIdhcqd4seqjm-c_gpnd67dv">
+        <w:r>
+          <w:rPr>
+            <w:rFonts w:ascii="Calibri" w:cs="Calibri" w:eastAsia="Calibri" w:hAnsi="Calibri"/>
+            <w:b/>
+            <w:bCs/>
+            <w:color w:val="1B3B57"/>
+            <w:sz w:val="20"/>
+            <w:szCs w:val="20"/>
+            <w:u w:val="single"/>
+          </w:rPr>
+          <w:t xml:space="preserve">▶ Ouvir as expressões deste tema</w:t>
+        </w:r>
+      </w:hyperlink>
     </w:p>
     <w:p>
       <w:pPr>
